--- a/reports/05_midsem_report.docx
+++ b/reports/05_midsem_report.docx
@@ -2,7 +2,7 @@
 <file path=word/document.xml><?xml version="1.0" encoding="utf-8"?>
 <w:document xmlns:w="http://schemas.openxmlformats.org/wordprocessingml/2006/main" xmlns:m="http://schemas.openxmlformats.org/officeDocument/2006/math" xmlns:r="http://schemas.openxmlformats.org/officeDocument/2006/relationships" xmlns:o="urn:schemas-microsoft-com:office:office" xmlns:v="urn:schemas-microsoft-com:vml" xmlns:w10="urn:schemas-microsoft-com:office:word" xmlns:a="http://schemas.openxmlformats.org/drawingml/2006/main" xmlns:pic="http://schemas.openxmlformats.org/drawingml/2006/picture" xmlns:wp="http://schemas.openxmlformats.org/drawingml/2006/wordprocessingDrawing">
   <w:body>
-    <w:bookmarkStart w:id="63" w:name="X1b70b5cf0e1d62450968f19f13e0378ebf78109"/>
+    <w:bookmarkStart w:id="79" w:name="X1b70b5cf0e1d62450968f19f13e0378ebf78109"/>
     <w:p>
       <w:pPr>
         <w:pStyle w:val="Heading1"/>
@@ -222,18 +222,18 @@
               <w:pStyle w:val="Compact"/>
             </w:pPr>
             <w:r>
-              <w:t xml:space="preserve">2023UIN3358</w:t>
-            </w:r>
-          </w:p>
-        </w:tc>
-        <w:tc>
-          <w:tcPr/>
-          <w:p>
-            <w:pPr>
-              <w:pStyle w:val="Compact"/>
-            </w:pPr>
-            <w:r>
-              <w:t xml:space="preserve">Deepesh</w:t>
+              <w:t xml:space="preserve">2023UIN3330</w:t>
+            </w:r>
+          </w:p>
+        </w:tc>
+        <w:tc>
+          <w:tcPr/>
+          <w:p>
+            <w:pPr>
+              <w:pStyle w:val="Compact"/>
+            </w:pPr>
+            <w:r>
+              <w:t xml:space="preserve">Shantanu Agarwal</w:t>
             </w:r>
           </w:p>
         </w:tc>
@@ -246,18 +246,18 @@
               <w:pStyle w:val="Compact"/>
             </w:pPr>
             <w:r>
-              <w:t xml:space="preserve">2023UIN3330</w:t>
-            </w:r>
-          </w:p>
-        </w:tc>
-        <w:tc>
-          <w:tcPr/>
-          <w:p>
-            <w:pPr>
-              <w:pStyle w:val="Compact"/>
-            </w:pPr>
-            <w:r>
-              <w:t xml:space="preserve">Shantanu Agarwal</w:t>
+              <w:t xml:space="preserve">2023UIN3358</w:t>
+            </w:r>
+          </w:p>
+        </w:tc>
+        <w:tc>
+          <w:tcPr/>
+          <w:p>
+            <w:pPr>
+              <w:pStyle w:val="Compact"/>
+            </w:pPr>
+            <w:r>
+              <w:t xml:space="preserve">Deepesh</w:t>
             </w:r>
           </w:p>
         </w:tc>
@@ -398,7 +398,7 @@
               <w:pStyle w:val="Compact"/>
             </w:pPr>
             <w:r>
-              <w:t xml:space="preserve">3</w:t>
+              <w:t xml:space="preserve">2</w:t>
             </w:r>
           </w:p>
         </w:tc>
@@ -468,7 +468,7 @@
               <w:pStyle w:val="Compact"/>
             </w:pPr>
             <w:r>
-              <w:t xml:space="preserve">5</w:t>
+              <w:t xml:space="preserve">3</w:t>
             </w:r>
           </w:p>
         </w:tc>
@@ -503,7 +503,7 @@
               <w:pStyle w:val="Compact"/>
             </w:pPr>
             <w:r>
-              <w:t xml:space="preserve">6</w:t>
+              <w:t xml:space="preserve">4</w:t>
             </w:r>
           </w:p>
         </w:tc>
@@ -538,7 +538,7 @@
               <w:pStyle w:val="Compact"/>
             </w:pPr>
             <w:r>
-              <w:t xml:space="preserve">10</w:t>
+              <w:t xml:space="preserve">8</w:t>
             </w:r>
           </w:p>
         </w:tc>
@@ -573,7 +573,7 @@
               <w:pStyle w:val="Compact"/>
             </w:pPr>
             <w:r>
-              <w:t xml:space="preserve">10</w:t>
+              <w:t xml:space="preserve">8</w:t>
             </w:r>
           </w:p>
         </w:tc>
@@ -608,7 +608,7 @@
               <w:pStyle w:val="Compact"/>
             </w:pPr>
             <w:r>
-              <w:t xml:space="preserve">11</w:t>
+              <w:t xml:space="preserve">9</w:t>
             </w:r>
           </w:p>
         </w:tc>
@@ -643,7 +643,7 @@
               <w:pStyle w:val="Compact"/>
             </w:pPr>
             <w:r>
-              <w:t xml:space="preserve">15</w:t>
+              <w:t xml:space="preserve">11</w:t>
             </w:r>
           </w:p>
         </w:tc>
@@ -678,7 +678,7 @@
               <w:pStyle w:val="Compact"/>
             </w:pPr>
             <w:r>
-              <w:t xml:space="preserve">16</w:t>
+              <w:t xml:space="preserve">12</w:t>
             </w:r>
           </w:p>
         </w:tc>
@@ -748,7 +748,7 @@
               <w:pStyle w:val="Compact"/>
             </w:pPr>
             <w:r>
-              <w:t xml:space="preserve">19</w:t>
+              <w:t xml:space="preserve">18</w:t>
             </w:r>
           </w:p>
         </w:tc>
@@ -986,32 +986,89 @@
         <w:t xml:space="preserve"> </w:t>
       </w:r>
       <w:r>
-        <w:t xml:space="preserve">train-on-source / test-on-target protocol, and finally optimise the feature subset using a</w:t>
-      </w:r>
-      <w:r>
-        <w:t xml:space="preserve"> </w:t>
-      </w:r>
-      <w:r>
-        <w:rPr>
-          <w:b/>
-          <w:bCs/>
-        </w:rPr>
-        <w:t xml:space="preserve">cross-dataset fitness function</w:t>
-      </w:r>
-      <w:r>
-        <w:t xml:space="preserve">. This mid-semester report presents the completed dataset</w:t>
-      </w:r>
-      <w:r>
-        <w:t xml:space="preserve"> </w:t>
-      </w:r>
-      <w:r>
-        <w:t xml:space="preserve">analysis, the literature foundation, the problem formulation, and the detailed methodology and</w:t>
-      </w:r>
-      <w:r>
-        <w:t xml:space="preserve"> </w:t>
-      </w:r>
-      <w:r>
-        <w:t xml:space="preserve">plan; model benchmarking and optimisation form the remaining work.</w:t>
+        <w:t xml:space="preserve">train-on-source / test-on-target protocol.</w:t>
+      </w:r>
+      <w:r>
+        <w:t xml:space="preserve"> </w:t>
+      </w:r>
+      <w:r>
+        <w:rPr>
+          <w:b/>
+          <w:bCs/>
+        </w:rPr>
+        <w:t xml:space="preserve">This mid-semester report presents the completed</w:t>
+      </w:r>
+      <w:r>
+        <w:rPr>
+          <w:b/>
+          <w:bCs/>
+        </w:rPr>
+        <w:t xml:space="preserve"> </w:t>
+      </w:r>
+      <w:r>
+        <w:rPr>
+          <w:b/>
+          <w:bCs/>
+        </w:rPr>
+        <w:t xml:space="preserve">dataset analysis, the literature foundation, the problem formulation, the detailed methodology,</w:t>
+      </w:r>
+      <w:r>
+        <w:rPr>
+          <w:b/>
+          <w:bCs/>
+        </w:rPr>
+        <w:t xml:space="preserve"> </w:t>
+      </w:r>
+      <w:r>
+        <w:rPr>
+          <w:b/>
+          <w:bCs/>
+        </w:rPr>
+        <w:t xml:space="preserve">and a completed baseline benchmark</w:t>
+      </w:r>
+      <w:r>
+        <w:t xml:space="preserve">: five ensemble models (Random Forest, Extra Trees,</w:t>
+      </w:r>
+      <w:r>
+        <w:t xml:space="preserve"> </w:t>
+      </w:r>
+      <w:r>
+        <w:t xml:space="preserve">Histogram Gradient Boosting, XGBoost, and a soft-voting ensemble) trained on the</w:t>
+      </w:r>
+      <w:r>
+        <w:t xml:space="preserve"> </w:t>
+      </w:r>
+      <w:r>
+        <w:rPr>
+          <w:b/>
+          <w:bCs/>
+        </w:rPr>
+        <w:t xml:space="preserve">full</w:t>
+      </w:r>
+      <w:r>
+        <w:t xml:space="preserve"> </w:t>
+      </w:r>
+      <w:r>
+        <w:t xml:space="preserve">datasets reach 0.96–0.97 same-dataset accuracy but only 0.37–0.42 cross-dataset accuracy, with</w:t>
+      </w:r>
+      <w:r>
+        <w:t xml:space="preserve"> </w:t>
+      </w:r>
+      <w:r>
+        <w:t xml:space="preserve">cross-dataset balanced accuracy of 0.46–0.49 — essentially random chance. We also propose</w:t>
+      </w:r>
+      <w:r>
+        <w:t xml:space="preserve"> </w:t>
+      </w:r>
+      <w:r>
+        <w:rPr>
+          <w:b/>
+          <w:bCs/>
+        </w:rPr>
+        <w:t xml:space="preserve">DA-MFS</w:t>
+      </w:r>
+      <w:r>
+        <w:t xml:space="preserve">, a domain-aligned metaheuristic feature-selection method: after aligning each dataset’s feature marginals, a genetic algorithm with a cross-dataset fitness selected a 4-feature subset that improves cross-dataset accuracy from 0.373 to 0.508 (+13.6 pp), balanced accuracy by +10.4 pp, macro-F1 by +15.3 pp, and attack recall by +12.8 pp over the raw baseline; extending this is the end-semester work.</w:t>
       </w:r>
     </w:p>
     <w:p>
@@ -4098,7 +4155,7 @@
       <w:r>
         <w:drawing>
           <wp:inline>
-            <wp:extent cx="5334000" cy="3203312"/>
+            <wp:extent cx="3779999" cy="2270063"/>
             <wp:effectExtent b="0" l="0" r="0" t="0"/>
             <wp:docPr descr="Proposed end-to-end methodology" title="" id="30" name="Picture"/>
             <a:graphic>
@@ -4119,7 +4176,7 @@
                   <pic:spPr bwMode="auto">
                     <a:xfrm>
                       <a:off x="0" y="0"/>
-                      <a:ext cx="5334000" cy="3203312"/>
+                      <a:ext cx="3779999" cy="2270063"/>
                     </a:xfrm>
                     <a:prstGeom prst="rect">
                       <a:avLst/>
@@ -4466,7 +4523,7 @@
       <w:r>
         <w:drawing>
           <wp:inline>
-            <wp:extent cx="5334000" cy="2845973"/>
+            <wp:extent cx="3239999" cy="1728712"/>
             <wp:effectExtent b="0" l="0" r="0" t="0"/>
             <wp:docPr descr="Shared subspace" title="" id="34" name="Picture"/>
             <a:graphic>
@@ -4487,7 +4544,7 @@
                   <pic:spPr bwMode="auto">
                     <a:xfrm>
                       <a:off x="0" y="0"/>
-                      <a:ext cx="5334000" cy="2845973"/>
+                      <a:ext cx="3239999" cy="1728712"/>
                     </a:xfrm>
                     <a:prstGeom prst="rect">
                       <a:avLst/>
@@ -5725,7 +5782,7 @@
         <w:pStyle w:val="FirstParagraph"/>
       </w:pPr>
       <w:r>
-        <w:t xml:space="preserve">The following have been implemented and verified during this phase.</w:t>
+        <w:t xml:space="preserve">The following have been implemented and verified.</w:t>
       </w:r>
     </w:p>
     <w:p>
@@ -5747,13 +5804,13 @@
         <w:t xml:space="preserve"> </w:t>
       </w:r>
       <w:r>
-        <w:t xml:space="preserve">A reproducible Python environment and repository were set</w:t>
-      </w:r>
-      <w:r>
-        <w:t xml:space="preserve"> </w:t>
-      </w:r>
-      <w:r>
-        <w:t xml:space="preserve">up (</w:t>
+        <w:t xml:space="preserve">A reproducible Python environment and version-controlled</w:t>
+      </w:r>
+      <w:r>
+        <w:t xml:space="preserve"> </w:t>
+      </w:r>
+      <w:r>
+        <w:t xml:space="preserve">repository were set up (</w:t>
       </w:r>
       <w:r>
         <w:rPr>
@@ -5774,6 +5831,18 @@
         <w:t xml:space="preserve">reports/</w:t>
       </w:r>
       <w:r>
+        <w:t xml:space="preserve">,</w:t>
+      </w:r>
+      <w:r>
+        <w:t xml:space="preserve"> </w:t>
+      </w:r>
+      <w:r>
+        <w:rPr>
+          <w:rStyle w:val="VerbatimChar"/>
+        </w:rPr>
+        <w:t xml:space="preserve">results/</w:t>
+      </w:r>
+      <w:r>
         <w:t xml:space="preserve">, with a</w:t>
       </w:r>
       <w:r>
@@ -5786,7 +5855,7 @@
         <w:t xml:space="preserve">requirements.txt</w:t>
       </w:r>
       <w:r>
-        <w:t xml:space="preserve">), and the code is version-controlled.</w:t>
+        <w:t xml:space="preserve">).</w:t>
       </w:r>
     </w:p>
     <w:p>
@@ -5873,34 +5942,41 @@
           <w:b/>
           <w:bCs/>
         </w:rPr>
-        <w:t xml:space="preserve">Figure-generation pipeline</w:t>
-      </w:r>
-      <w:r>
-        <w:t xml:space="preserve"> </w:t>
-      </w:r>
-      <w:r>
-        <w:t xml:space="preserve">(</w:t>
-      </w:r>
-      <w:r>
-        <w:rPr>
-          <w:rStyle w:val="VerbatimChar"/>
-        </w:rPr>
-        <w:t xml:space="preserve">src/generate_report_assets.py</w:t>
-      </w:r>
-      <w:r>
-        <w:t xml:space="preserve">,</w:t>
-      </w:r>
-      <w:r>
-        <w:t xml:space="preserve"> </w:t>
-      </w:r>
-      <w:r>
-        <w:rPr>
-          <w:rStyle w:val="VerbatimChar"/>
-        </w:rPr>
-        <w:t xml:space="preserve">src/generate_extra_figures.py</w:t>
-      </w:r>
-      <w:r>
-        <w:t xml:space="preserve">): automatically produces all report figures.</w:t>
+        <w:t xml:space="preserve">Feature harmonisation.</w:t>
+      </w:r>
+      <w:r>
+        <w:t xml:space="preserve"> </w:t>
+      </w:r>
+      <w:r>
+        <w:t xml:space="preserve">The common semantic subspace of Section 7.2 is implemented as a</w:t>
+      </w:r>
+      <w:r>
+        <w:t xml:space="preserve"> </w:t>
+      </w:r>
+      <w:r>
+        <w:rPr>
+          <w:b/>
+          <w:bCs/>
+        </w:rPr>
+        <w:t xml:space="preserve">12-feature numeric space</w:t>
+      </w:r>
+      <w:r>
+        <w:t xml:space="preserve"> </w:t>
+      </w:r>
+      <w:r>
+        <w:t xml:space="preserve">(duration, source/destination bytes and packets, and seven</w:t>
+      </w:r>
+      <w:r>
+        <w:t xml:space="preserve"> </w:t>
+      </w:r>
+      <w:r>
+        <w:t xml:space="preserve">derived ratios/rates), computed identically for all three datasets. Identity/leakage fields</w:t>
+      </w:r>
+      <w:r>
+        <w:t xml:space="preserve"> </w:t>
+      </w:r>
+      <w:r>
+        <w:t xml:space="preserve">(IPs, ports, IDs) are excluded.</w:t>
       </w:r>
     </w:p>
     <w:p>
@@ -5916,19 +5992,89 @@
           <w:b/>
           <w:bCs/>
         </w:rPr>
-        <w:t xml:space="preserve">Feature-harmonisation design.</w:t>
-      </w:r>
-      <w:r>
-        <w:t xml:space="preserve"> </w:t>
-      </w:r>
-      <w:r>
-        <w:t xml:space="preserve">The semantic mapping of Section 7.2 and the binary +</w:t>
-      </w:r>
-      <w:r>
-        <w:t xml:space="preserve"> </w:t>
-      </w:r>
-      <w:r>
-        <w:t xml:space="preserve">coarse label taxonomy have been specified and are ready to be coded.</w:t>
+        <w:t xml:space="preserve">Cross-dataset baseline benchmark</w:t>
+      </w:r>
+      <w:r>
+        <w:t xml:space="preserve"> </w:t>
+      </w:r>
+      <w:r>
+        <w:t xml:space="preserve">(</w:t>
+      </w:r>
+      <w:r>
+        <w:rPr>
+          <w:rStyle w:val="VerbatimChar"/>
+        </w:rPr>
+        <w:t xml:space="preserve">src/baseline_cross_dataset.py</w:t>
+      </w:r>
+      <w:r>
+        <w:t xml:space="preserve">). Five ensemble models</w:t>
+      </w:r>
+      <w:r>
+        <w:t xml:space="preserve"> </w:t>
+      </w:r>
+      <w:r>
+        <w:t xml:space="preserve">— Random Forest, Extra Trees, Histogram Gradient Boosting, XGBoost, and a soft-voting</w:t>
+      </w:r>
+      <w:r>
+        <w:t xml:space="preserve"> </w:t>
+      </w:r>
+      <w:r>
+        <w:t xml:space="preserve">ensemble — are trained on the</w:t>
+      </w:r>
+      <w:r>
+        <w:t xml:space="preserve"> </w:t>
+      </w:r>
+      <w:r>
+        <w:rPr>
+          <w:b/>
+          <w:bCs/>
+        </w:rPr>
+        <w:t xml:space="preserve">entire</w:t>
+      </w:r>
+      <w:r>
+        <w:t xml:space="preserve"> </w:t>
+      </w:r>
+      <w:r>
+        <w:t xml:space="preserve">datasets and evaluated on all ordered pairs,</w:t>
+      </w:r>
+      <w:r>
+        <w:t xml:space="preserve"> </w:t>
+      </w:r>
+      <w:r>
+        <w:t xml:space="preserve">producing full 3×3 accuracy, balanced-accuracy and macro-F1 matrices. Results are aggregated</w:t>
+      </w:r>
+      <w:r>
+        <w:t xml:space="preserve"> </w:t>
+      </w:r>
+      <w:r>
+        <w:t xml:space="preserve">by</w:t>
+      </w:r>
+      <w:r>
+        <w:t xml:space="preserve"> </w:t>
+      </w:r>
+      <w:r>
+        <w:rPr>
+          <w:rStyle w:val="VerbatimChar"/>
+        </w:rPr>
+        <w:t xml:space="preserve">src/aggregate_baseline.py</w:t>
+      </w:r>
+      <w:r>
+        <w:t xml:space="preserve"> </w:t>
+      </w:r>
+      <w:r>
+        <w:t xml:space="preserve">and plotted by</w:t>
+      </w:r>
+      <w:r>
+        <w:t xml:space="preserve"> </w:t>
+      </w:r>
+      <w:r>
+        <w:rPr>
+          <w:rStyle w:val="VerbatimChar"/>
+        </w:rPr>
+        <w:t xml:space="preserve">src/baseline_figures.py</w:t>
+      </w:r>
+      <w:r>
+        <w:t xml:space="preserve">.</w:t>
       </w:r>
     </w:p>
     <w:p>
@@ -5944,43 +6090,13 @@
           <w:b/>
           <w:bCs/>
         </w:rPr>
-        <w:t xml:space="preserve">Cleaning rules.</w:t>
-      </w:r>
-      <w:r>
-        <w:t xml:space="preserve"> </w:t>
-      </w:r>
-      <w:r>
-        <w:t xml:space="preserve">The exact handling for</w:t>
-      </w:r>
-      <w:r>
-        <w:t xml:space="preserve"> </w:t>
-      </w:r>
-      <w:r>
-        <w:rPr>
-          <w:rStyle w:val="VerbatimChar"/>
-        </w:rPr>
-        <w:t xml:space="preserve">Inf</w:t>
-      </w:r>
-      <w:r>
-        <w:t xml:space="preserve">/</w:t>
-      </w:r>
-      <w:r>
-        <w:rPr>
-          <w:rStyle w:val="VerbatimChar"/>
-        </w:rPr>
-        <w:t xml:space="preserve">NaN</w:t>
-      </w:r>
-      <w:r>
-        <w:t xml:space="preserve"> </w:t>
-      </w:r>
-      <w:r>
-        <w:t xml:space="preserve">values, the duplicated column, the</w:t>
-      </w:r>
-      <w:r>
-        <w:t xml:space="preserve"> </w:t>
-      </w:r>
-      <w:r>
-        <w:t xml:space="preserve">label-encoding artefact, and identity features has been determined.</w:t>
+        <w:t xml:space="preserve">Figure-generation pipelines</w:t>
+      </w:r>
+      <w:r>
+        <w:t xml:space="preserve"> </w:t>
+      </w:r>
+      <w:r>
+        <w:t xml:space="preserve">produce all report figures automatically.</w:t>
       </w:r>
     </w:p>
     <w:p>
@@ -5992,25 +6108,25 @@
           <w:b/>
           <w:bCs/>
         </w:rPr>
-        <w:t xml:space="preserve">Remaining implementation:</w:t>
-      </w:r>
-      <w:r>
-        <w:t xml:space="preserve"> </w:t>
-      </w:r>
-      <w:r>
-        <w:t xml:space="preserve">cleaning/harmonisation code, the model benchmark, the</w:t>
-      </w:r>
-      <w:r>
-        <w:t xml:space="preserve"> </w:t>
-      </w:r>
-      <w:r>
-        <w:t xml:space="preserve">metaheuristic optimisers, the baseline feature selectors, and the analysis suite (Phases 1–6</w:t>
-      </w:r>
-      <w:r>
-        <w:t xml:space="preserve"> </w:t>
-      </w:r>
-      <w:r>
-        <w:t xml:space="preserve">of the plan).</w:t>
+        <w:t xml:space="preserve">Remaining implementation (end-semester):</w:t>
+      </w:r>
+      <w:r>
+        <w:t xml:space="preserve"> </w:t>
+      </w:r>
+      <w:r>
+        <w:t xml:space="preserve">the metaheuristic optimisers (GA, PSO, DE) with</w:t>
+      </w:r>
+      <w:r>
+        <w:t xml:space="preserve"> </w:t>
+      </w:r>
+      <w:r>
+        <w:t xml:space="preserve">the cross-dataset fitness function, the standard feature-selection baselines, the transfer</w:t>
+      </w:r>
+      <w:r>
+        <w:t xml:space="preserve"> </w:t>
+      </w:r>
+      <w:r>
+        <w:t xml:space="preserve">analysis (SHAP/UMAP/ablations), and the final guidelines.</w:t>
       </w:r>
     </w:p>
     <w:p>
@@ -6021,7 +6137,7 @@
       </w:r>
     </w:p>
     <w:bookmarkEnd w:id="44"/>
-    <w:bookmarkStart w:id="57" w:name="results-and-discussion"/>
+    <w:bookmarkStart w:id="73" w:name="results-and-discussion"/>
     <w:p>
       <w:pPr>
         <w:pStyle w:val="Heading2"/>
@@ -6404,7 +6520,7 @@
       <w:r>
         <w:drawing>
           <wp:inline>
-            <wp:extent cx="5334000" cy="4614292"/>
+            <wp:extent cx="2699999" cy="2335693"/>
             <wp:effectExtent b="0" l="0" r="0" t="0"/>
             <wp:docPr descr="CIC-IDS-2017 class distribution" title="" id="46" name="Picture"/>
             <a:graphic>
@@ -6425,7 +6541,7 @@
                   <pic:spPr bwMode="auto">
                     <a:xfrm>
                       <a:off x="0" y="0"/>
-                      <a:ext cx="5334000" cy="4614292"/>
+                      <a:ext cx="2699999" cy="2335693"/>
                     </a:xfrm>
                     <a:prstGeom prst="rect">
                       <a:avLst/>
@@ -6471,7 +6587,7 @@
       <w:r>
         <w:drawing>
           <wp:inline>
-            <wp:extent cx="5334000" cy="3331824"/>
+            <wp:extent cx="2699999" cy="1686525"/>
             <wp:effectExtent b="0" l="0" r="0" t="0"/>
             <wp:docPr descr="UNSW-NB15 class distribution" title="" id="49" name="Picture"/>
             <a:graphic>
@@ -6492,7 +6608,7 @@
                   <pic:spPr bwMode="auto">
                     <a:xfrm>
                       <a:off x="0" y="0"/>
-                      <a:ext cx="5334000" cy="3331824"/>
+                      <a:ext cx="2699999" cy="1686525"/>
                     </a:xfrm>
                     <a:prstGeom prst="rect">
                       <a:avLst/>
@@ -6538,7 +6654,7 @@
       <w:r>
         <w:drawing>
           <wp:inline>
-            <wp:extent cx="5334000" cy="3335034"/>
+            <wp:extent cx="2699999" cy="1688150"/>
             <wp:effectExtent b="0" l="0" r="0" t="0"/>
             <wp:docPr descr="TON_IoT class distribution" title="" id="52" name="Picture"/>
             <a:graphic>
@@ -6559,7 +6675,7 @@
                   <pic:spPr bwMode="auto">
                     <a:xfrm>
                       <a:off x="0" y="0"/>
-                      <a:ext cx="5334000" cy="3335034"/>
+                      <a:ext cx="2699999" cy="1688150"/>
                     </a:xfrm>
                     <a:prstGeom prst="rect">
                       <a:avLst/>
@@ -6898,13 +7014,13 @@
       </w:r>
     </w:p>
     <w:bookmarkEnd w:id="55"/>
-    <w:bookmarkStart w:id="56" w:name="X6197605de8940579a7bb87a3b38828eaf5e26b2"/>
+    <w:bookmarkStart w:id="65" w:name="X6c498ff777f432b736d798f421ec3119255e79d"/>
     <w:p>
       <w:pPr>
         <w:pStyle w:val="Heading3"/>
       </w:pPr>
       <w:r>
-        <w:t xml:space="preserve">9.3 Expected model results (baseline, to be completed)</w:t>
+        <w:t xml:space="preserve">9.3 Baseline cross-dataset results (implemented)</w:t>
       </w:r>
     </w:p>
     <w:p>
@@ -6912,143 +7028,41 @@
         <w:pStyle w:val="FirstParagraph"/>
       </w:pPr>
       <w:r>
-        <w:t xml:space="preserve">Based on the literature [1], [2], we expect the same-dataset baselines to reach very high</w:t>
-      </w:r>
-      <w:r>
-        <w:t xml:space="preserve"> </w:t>
-      </w:r>
-      <w:r>
-        <w:t xml:space="preserve">scores (≈0.95–0.99 F1) while cross-dataset performance will drop sharply, sometimes to near</w:t>
-      </w:r>
-      <w:r>
-        <w:t xml:space="preserve"> </w:t>
-      </w:r>
-      <w:r>
-        <w:t xml:space="preserve">chance. These results will form the baseline against which our transfer-optimised feature</w:t>
-      </w:r>
-      <w:r>
-        <w:t xml:space="preserve"> </w:t>
-      </w:r>
-      <w:r>
-        <w:t xml:space="preserve">selection is measured. The</w:t>
-      </w:r>
-      <w:r>
-        <w:t xml:space="preserve"> </w:t>
-      </w:r>
-      <w:r>
-        <w:rPr>
-          <w:b/>
-          <w:bCs/>
-        </w:rPr>
-        <w:t xml:space="preserve">relative improvement over this baseline</w:t>
-      </w:r>
-      <w:r>
-        <w:t xml:space="preserve"> </w:t>
-      </w:r>
-      <w:r>
-        <w:t xml:space="preserve">— not the absolute</w:t>
-      </w:r>
-      <w:r>
-        <w:t xml:space="preserve"> </w:t>
-      </w:r>
-      <w:r>
-        <w:t xml:space="preserve">cross-dataset accuracy — is the project’s primary success metric.</w:t>
-      </w:r>
-    </w:p>
-    <w:p>
-      <w:r>
-        <w:pict>
-          <v:rect style="width:0;height:1.5pt" o:hralign="center" o:hrstd="t" o:hr="t"/>
-        </w:pict>
-      </w:r>
-    </w:p>
-    <w:bookmarkEnd w:id="56"/>
-    <w:bookmarkEnd w:id="57"/>
-    <w:bookmarkStart w:id="61" w:name="conclusion-and-future-work"/>
-    <w:p>
-      <w:pPr>
-        <w:pStyle w:val="Heading2"/>
-      </w:pPr>
-      <w:r>
-        <w:t xml:space="preserve">10. Conclusion and Future Work</w:t>
-      </w:r>
-    </w:p>
-    <w:p>
-      <w:pPr>
-        <w:pStyle w:val="FirstParagraph"/>
-      </w:pPr>
-      <w:r>
-        <w:t xml:space="preserve">This mid-semester report established the foundation of the project. We acquired and analysed</w:t>
-      </w:r>
-      <w:r>
-        <w:t xml:space="preserve"> </w:t>
-      </w:r>
-      <w:r>
-        <w:t xml:space="preserve">three structurally different NIDS benchmarks and showed that they suffer from a fundamental</w:t>
-      </w:r>
-      <w:r>
-        <w:t xml:space="preserve"> </w:t>
-      </w:r>
-      <w:r>
-        <w:rPr>
-          <w:b/>
-          <w:bCs/>
-        </w:rPr>
-        <w:t xml:space="preserve">feature-schema mismatch</w:t>
-      </w:r>
-      <w:r>
-        <w:t xml:space="preserve">, severe dataset-specific class imbalance, and the presence of</w:t>
-      </w:r>
-      <w:r>
-        <w:t xml:space="preserve"> </w:t>
-      </w:r>
-      <w:r>
-        <w:t xml:space="preserve">identity/leakage features — all of which explain the cross-dataset generalisation gap reported</w:t>
-      </w:r>
-      <w:r>
-        <w:t xml:space="preserve"> </w:t>
-      </w:r>
-      <w:r>
-        <w:t xml:space="preserve">in the literature. We reviewed 15 core papers and identified a clear, specific gap:</w:t>
-      </w:r>
-      <w:r>
-        <w:t xml:space="preserve"> </w:t>
-      </w:r>
-      <w:r>
-        <w:rPr>
-          <w:b/>
-          <w:bCs/>
-        </w:rPr>
-        <w:t xml:space="preserve">no prior</w:t>
-      </w:r>
-      <w:r>
-        <w:rPr>
-          <w:b/>
-          <w:bCs/>
-        </w:rPr>
-        <w:t xml:space="preserve"> </w:t>
-      </w:r>
-      <w:r>
-        <w:rPr>
-          <w:b/>
-          <w:bCs/>
-        </w:rPr>
-        <w:t xml:space="preserve">work uses metaheuristic feature selection with a cross-dataset (transfer) objective</w:t>
-      </w:r>
-      <w:r>
-        <w:t xml:space="preserve">. We</w:t>
-      </w:r>
-      <w:r>
-        <w:t xml:space="preserve"> </w:t>
-      </w:r>
-      <w:r>
-        <w:t xml:space="preserve">formulated five objectives and a seven-phase methodology to fill this gap, and we set up a</w:t>
-      </w:r>
-      <w:r>
-        <w:t xml:space="preserve"> </w:t>
-      </w:r>
-      <w:r>
-        <w:t xml:space="preserve">reproducible codebase and automated analysis/plotting pipeline.</w:t>
+        <w:t xml:space="preserve">We trained five models on the</w:t>
+      </w:r>
+      <w:r>
+        <w:t xml:space="preserve"> </w:t>
+      </w:r>
+      <w:r>
+        <w:rPr>
+          <w:b/>
+          <w:bCs/>
+        </w:rPr>
+        <w:t xml:space="preserve">entire</w:t>
+      </w:r>
+      <w:r>
+        <w:t xml:space="preserve"> </w:t>
+      </w:r>
+      <w:r>
+        <w:t xml:space="preserve">datasets over the 12-feature shared subspace and</w:t>
+      </w:r>
+      <w:r>
+        <w:t xml:space="preserve"> </w:t>
+      </w:r>
+      <w:r>
+        <w:t xml:space="preserve">evaluated each on all three datasets. Table 2 summarises same-dataset versus cross-dataset</w:t>
+      </w:r>
+      <w:r>
+        <w:t xml:space="preserve"> </w:t>
+      </w:r>
+      <w:r>
+        <w:t xml:space="preserve">performance (averaged over the three datasets and the six cross-dataset pairs); Figure 6 plots</w:t>
+      </w:r>
+      <w:r>
+        <w:t xml:space="preserve"> </w:t>
+      </w:r>
+      <w:r>
+        <w:t xml:space="preserve">the same comparison.</w:t>
       </w:r>
     </w:p>
     <w:p>
@@ -7060,93 +7074,568 @@
           <w:b/>
           <w:bCs/>
         </w:rPr>
-        <w:t xml:space="preserve">Future work (remaining semester):</w:t>
-      </w:r>
-    </w:p>
-    <w:p>
-      <w:pPr>
-        <w:pStyle w:val="Compact"/>
-        <w:numPr>
-          <w:ilvl w:val="0"/>
-          <w:numId w:val="1012"/>
-        </w:numPr>
-      </w:pPr>
-      <w:r>
-        <w:t xml:space="preserve">Implement cleaning and feature harmonisation; cache the harmonised matrices.</w:t>
-      </w:r>
-    </w:p>
-    <w:p>
-      <w:pPr>
-        <w:pStyle w:val="Compact"/>
-        <w:numPr>
-          <w:ilvl w:val="0"/>
-          <w:numId w:val="1012"/>
-        </w:numPr>
-      </w:pPr>
-      <w:r>
-        <w:t xml:space="preserve">Run the same-dataset and cross-dataset baseline benchmark (3×3 matrix) for all models.</w:t>
-      </w:r>
-    </w:p>
-    <w:p>
-      <w:pPr>
-        <w:pStyle w:val="Compact"/>
-        <w:numPr>
-          <w:ilvl w:val="0"/>
-          <w:numId w:val="1012"/>
-        </w:numPr>
-      </w:pPr>
-      <w:r>
-        <w:t xml:space="preserve">Implement GA, PSO and a third metaheuristic with the cross-dataset fitness function.</w:t>
-      </w:r>
-    </w:p>
-    <w:p>
-      <w:pPr>
-        <w:pStyle w:val="Compact"/>
-        <w:numPr>
-          <w:ilvl w:val="0"/>
-          <w:numId w:val="1012"/>
-        </w:numPr>
-      </w:pPr>
-      <w:r>
-        <w:t xml:space="preserve">Compare against standard feature-selection baselines at matched subset sizes.</w:t>
-      </w:r>
-    </w:p>
-    <w:p>
-      <w:pPr>
-        <w:pStyle w:val="Compact"/>
-        <w:numPr>
-          <w:ilvl w:val="0"/>
-          <w:numId w:val="1012"/>
-        </w:numPr>
-      </w:pPr>
-      <w:r>
-        <w:t xml:space="preserve">Analyse transferable vs dataset-specific features and attack classes; perform ablations.</w:t>
-      </w:r>
-    </w:p>
-    <w:p>
-      <w:pPr>
-        <w:pStyle w:val="Compact"/>
-        <w:numPr>
-          <w:ilvl w:val="0"/>
-          <w:numId w:val="1012"/>
-        </w:numPr>
-      </w:pPr>
-      <w:r>
-        <w:t xml:space="preserve">Consolidate practical guidelines and prepare the final report.</w:t>
-      </w:r>
-    </w:p>
-    <w:p>
-      <w:pPr>
-        <w:pStyle w:val="FirstParagraph"/>
-      </w:pPr>
-      <w:r>
-        <w:rPr>
-          <w:b/>
-          <w:bCs/>
-        </w:rPr>
-        <w:t xml:space="preserve">Gantt chart:</w:t>
-      </w:r>
-    </w:p>
+        <w:t xml:space="preserve">Table 2: Same-dataset vs cross-dataset performance (full datasets).</w:t>
+      </w:r>
+    </w:p>
+    <w:tbl>
+      <w:tblPr>
+        <w:tblStyle w:val="Table"/>
+        <w:tblW w:type="pct" w:w="5000"/>
+        <w:tblLayout w:type="fixed"/>
+        <w:tblLook w:firstRow="1" w:lastRow="0" w:firstColumn="0" w:lastColumn="0" w:noHBand="0" w:noVBand="0" w:val="0020"/>
+      </w:tblPr>
+      <w:tblGrid>
+        <w:gridCol w:w="1131"/>
+        <w:gridCol w:w="1131"/>
+        <w:gridCol w:w="1131"/>
+        <w:gridCol w:w="1131"/>
+        <w:gridCol w:w="1131"/>
+        <w:gridCol w:w="1131"/>
+        <w:gridCol w:w="1131"/>
+      </w:tblGrid>
+      <w:tr>
+        <w:trPr>
+          <w:tblHeader w:val="on"/>
+        </w:trPr>
+        <w:tc>
+          <w:tcPr/>
+          <w:p>
+            <w:pPr>
+              <w:pStyle w:val="Compact"/>
+            </w:pPr>
+            <w:r>
+              <w:t xml:space="preserve">Model</w:t>
+            </w:r>
+          </w:p>
+        </w:tc>
+        <w:tc>
+          <w:tcPr/>
+          <w:p>
+            <w:pPr>
+              <w:pStyle w:val="Compact"/>
+            </w:pPr>
+            <w:r>
+              <w:t xml:space="preserve">Same-dataset Accuracy</w:t>
+            </w:r>
+          </w:p>
+        </w:tc>
+        <w:tc>
+          <w:tcPr/>
+          <w:p>
+            <w:pPr>
+              <w:pStyle w:val="Compact"/>
+            </w:pPr>
+            <w:r>
+              <w:t xml:space="preserve">Cross-dataset Accuracy</w:t>
+            </w:r>
+          </w:p>
+        </w:tc>
+        <w:tc>
+          <w:tcPr/>
+          <w:p>
+            <w:pPr>
+              <w:pStyle w:val="Compact"/>
+            </w:pPr>
+            <w:r>
+              <w:t xml:space="preserve">Same-dataset Bal-Acc</w:t>
+            </w:r>
+          </w:p>
+        </w:tc>
+        <w:tc>
+          <w:tcPr/>
+          <w:p>
+            <w:pPr>
+              <w:pStyle w:val="Compact"/>
+            </w:pPr>
+            <w:r>
+              <w:t xml:space="preserve">Cross-dataset Bal-Acc</w:t>
+            </w:r>
+          </w:p>
+        </w:tc>
+        <w:tc>
+          <w:tcPr/>
+          <w:p>
+            <w:pPr>
+              <w:pStyle w:val="Compact"/>
+            </w:pPr>
+            <w:r>
+              <w:t xml:space="preserve">Same-dataset Macro-F1</w:t>
+            </w:r>
+          </w:p>
+        </w:tc>
+        <w:tc>
+          <w:tcPr/>
+          <w:p>
+            <w:pPr>
+              <w:pStyle w:val="Compact"/>
+            </w:pPr>
+            <w:r>
+              <w:t xml:space="preserve">Cross-dataset Macro-F1</w:t>
+            </w:r>
+          </w:p>
+        </w:tc>
+      </w:tr>
+      <w:tr>
+        <w:tc>
+          <w:tcPr/>
+          <w:p>
+            <w:pPr>
+              <w:pStyle w:val="Compact"/>
+            </w:pPr>
+            <w:r>
+              <w:t xml:space="preserve">Extra Trees (</w:t>
+            </w:r>
+            <w:r>
+              <w:rPr>
+                <w:rStyle w:val="VerbatimChar"/>
+              </w:rPr>
+              <w:t xml:space="preserve">et</w:t>
+            </w:r>
+            <w:r>
+              <w:t xml:space="preserve">)</w:t>
+            </w:r>
+          </w:p>
+        </w:tc>
+        <w:tc>
+          <w:tcPr/>
+          <w:p>
+            <w:pPr>
+              <w:pStyle w:val="Compact"/>
+            </w:pPr>
+            <w:r>
+              <w:t xml:space="preserve">0.9602</w:t>
+            </w:r>
+          </w:p>
+        </w:tc>
+        <w:tc>
+          <w:tcPr/>
+          <w:p>
+            <w:pPr>
+              <w:pStyle w:val="Compact"/>
+            </w:pPr>
+            <w:r>
+              <w:t xml:space="preserve">0.4027</w:t>
+            </w:r>
+          </w:p>
+        </w:tc>
+        <w:tc>
+          <w:tcPr/>
+          <w:p>
+            <w:pPr>
+              <w:pStyle w:val="Compact"/>
+            </w:pPr>
+            <w:r>
+              <w:t xml:space="preserve">0.9531</w:t>
+            </w:r>
+          </w:p>
+        </w:tc>
+        <w:tc>
+          <w:tcPr/>
+          <w:p>
+            <w:pPr>
+              <w:pStyle w:val="Compact"/>
+            </w:pPr>
+            <w:r>
+              <w:t xml:space="preserve">0.4672</w:t>
+            </w:r>
+          </w:p>
+        </w:tc>
+        <w:tc>
+          <w:tcPr/>
+          <w:p>
+            <w:pPr>
+              <w:pStyle w:val="Compact"/>
+            </w:pPr>
+            <w:r>
+              <w:t xml:space="preserve">0.9508</w:t>
+            </w:r>
+          </w:p>
+        </w:tc>
+        <w:tc>
+          <w:tcPr/>
+          <w:p>
+            <w:pPr>
+              <w:pStyle w:val="Compact"/>
+            </w:pPr>
+            <w:r>
+              <w:t xml:space="preserve">0.3444</w:t>
+            </w:r>
+          </w:p>
+        </w:tc>
+      </w:tr>
+      <w:tr>
+        <w:tc>
+          <w:tcPr/>
+          <w:p>
+            <w:pPr>
+              <w:pStyle w:val="Compact"/>
+            </w:pPr>
+            <w:r>
+              <w:t xml:space="preserve">Hist. Grad. Boosting (</w:t>
+            </w:r>
+            <w:r>
+              <w:rPr>
+                <w:rStyle w:val="VerbatimChar"/>
+              </w:rPr>
+              <w:t xml:space="preserve">hgb</w:t>
+            </w:r>
+            <w:r>
+              <w:t xml:space="preserve">)</w:t>
+            </w:r>
+          </w:p>
+        </w:tc>
+        <w:tc>
+          <w:tcPr/>
+          <w:p>
+            <w:pPr>
+              <w:pStyle w:val="Compact"/>
+            </w:pPr>
+            <w:r>
+              <w:t xml:space="preserve">0.9638</w:t>
+            </w:r>
+          </w:p>
+        </w:tc>
+        <w:tc>
+          <w:tcPr/>
+          <w:p>
+            <w:pPr>
+              <w:pStyle w:val="Compact"/>
+            </w:pPr>
+            <w:r>
+              <w:rPr>
+                <w:b/>
+                <w:bCs/>
+              </w:rPr>
+              <w:t xml:space="preserve">0.4179</w:t>
+            </w:r>
+          </w:p>
+        </w:tc>
+        <w:tc>
+          <w:tcPr/>
+          <w:p>
+            <w:pPr>
+              <w:pStyle w:val="Compact"/>
+            </w:pPr>
+            <w:r>
+              <w:t xml:space="preserve">0.9510</w:t>
+            </w:r>
+          </w:p>
+        </w:tc>
+        <w:tc>
+          <w:tcPr/>
+          <w:p>
+            <w:pPr>
+              <w:pStyle w:val="Compact"/>
+            </w:pPr>
+            <w:r>
+              <w:rPr>
+                <w:b/>
+                <w:bCs/>
+              </w:rPr>
+              <w:t xml:space="preserve">0.4941</w:t>
+            </w:r>
+          </w:p>
+        </w:tc>
+        <w:tc>
+          <w:tcPr/>
+          <w:p>
+            <w:pPr>
+              <w:pStyle w:val="Compact"/>
+            </w:pPr>
+            <w:r>
+              <w:t xml:space="preserve">0.9549</w:t>
+            </w:r>
+          </w:p>
+        </w:tc>
+        <w:tc>
+          <w:tcPr/>
+          <w:p>
+            <w:pPr>
+              <w:pStyle w:val="Compact"/>
+            </w:pPr>
+            <w:r>
+              <w:t xml:space="preserve">0.3799</w:t>
+            </w:r>
+          </w:p>
+        </w:tc>
+      </w:tr>
+      <w:tr>
+        <w:tc>
+          <w:tcPr/>
+          <w:p>
+            <w:pPr>
+              <w:pStyle w:val="Compact"/>
+            </w:pPr>
+            <w:r>
+              <w:t xml:space="preserve">Random Forest (</w:t>
+            </w:r>
+            <w:r>
+              <w:rPr>
+                <w:rStyle w:val="VerbatimChar"/>
+              </w:rPr>
+              <w:t xml:space="preserve">rf</w:t>
+            </w:r>
+            <w:r>
+              <w:t xml:space="preserve">)</w:t>
+            </w:r>
+          </w:p>
+        </w:tc>
+        <w:tc>
+          <w:tcPr/>
+          <w:p>
+            <w:pPr>
+              <w:pStyle w:val="Compact"/>
+            </w:pPr>
+            <w:r>
+              <w:rPr>
+                <w:b/>
+                <w:bCs/>
+              </w:rPr>
+              <w:t xml:space="preserve">0.9666</w:t>
+            </w:r>
+          </w:p>
+        </w:tc>
+        <w:tc>
+          <w:tcPr/>
+          <w:p>
+            <w:pPr>
+              <w:pStyle w:val="Compact"/>
+            </w:pPr>
+            <w:r>
+              <w:t xml:space="preserve">0.3726</w:t>
+            </w:r>
+          </w:p>
+        </w:tc>
+        <w:tc>
+          <w:tcPr/>
+          <w:p>
+            <w:pPr>
+              <w:pStyle w:val="Compact"/>
+            </w:pPr>
+            <w:r>
+              <w:rPr>
+                <w:b/>
+                <w:bCs/>
+              </w:rPr>
+              <w:t xml:space="preserve">0.9597</w:t>
+            </w:r>
+          </w:p>
+        </w:tc>
+        <w:tc>
+          <w:tcPr/>
+          <w:p>
+            <w:pPr>
+              <w:pStyle w:val="Compact"/>
+            </w:pPr>
+            <w:r>
+              <w:t xml:space="preserve">0.4650</w:t>
+            </w:r>
+          </w:p>
+        </w:tc>
+        <w:tc>
+          <w:tcPr/>
+          <w:p>
+            <w:pPr>
+              <w:pStyle w:val="Compact"/>
+            </w:pPr>
+            <w:r>
+              <w:rPr>
+                <w:b/>
+                <w:bCs/>
+              </w:rPr>
+              <w:t xml:space="preserve">0.9581</w:t>
+            </w:r>
+          </w:p>
+        </w:tc>
+        <w:tc>
+          <w:tcPr/>
+          <w:p>
+            <w:pPr>
+              <w:pStyle w:val="Compact"/>
+            </w:pPr>
+            <w:r>
+              <w:t xml:space="preserve">0.3076</w:t>
+            </w:r>
+          </w:p>
+        </w:tc>
+      </w:tr>
+      <w:tr>
+        <w:tc>
+          <w:tcPr/>
+          <w:p>
+            <w:pPr>
+              <w:pStyle w:val="Compact"/>
+            </w:pPr>
+            <w:r>
+              <w:t xml:space="preserve">Soft-voting ensemble (</w:t>
+            </w:r>
+            <w:r>
+              <w:rPr>
+                <w:rStyle w:val="VerbatimChar"/>
+              </w:rPr>
+              <w:t xml:space="preserve">vote</w:t>
+            </w:r>
+            <w:r>
+              <w:t xml:space="preserve">)</w:t>
+            </w:r>
+          </w:p>
+        </w:tc>
+        <w:tc>
+          <w:tcPr/>
+          <w:p>
+            <w:pPr>
+              <w:pStyle w:val="Compact"/>
+            </w:pPr>
+            <w:r>
+              <w:t xml:space="preserve">0.9656</w:t>
+            </w:r>
+          </w:p>
+        </w:tc>
+        <w:tc>
+          <w:tcPr/>
+          <w:p>
+            <w:pPr>
+              <w:pStyle w:val="Compact"/>
+            </w:pPr>
+            <w:r>
+              <w:t xml:space="preserve">0.3968</w:t>
+            </w:r>
+          </w:p>
+        </w:tc>
+        <w:tc>
+          <w:tcPr/>
+          <w:p>
+            <w:pPr>
+              <w:pStyle w:val="Compact"/>
+            </w:pPr>
+            <w:r>
+              <w:t xml:space="preserve">0.9558</w:t>
+            </w:r>
+          </w:p>
+        </w:tc>
+        <w:tc>
+          <w:tcPr/>
+          <w:p>
+            <w:pPr>
+              <w:pStyle w:val="Compact"/>
+            </w:pPr>
+            <w:r>
+              <w:t xml:space="preserve">0.4624</w:t>
+            </w:r>
+          </w:p>
+        </w:tc>
+        <w:tc>
+          <w:tcPr/>
+          <w:p>
+            <w:pPr>
+              <w:pStyle w:val="Compact"/>
+            </w:pPr>
+            <w:r>
+              <w:t xml:space="preserve">0.9573</w:t>
+            </w:r>
+          </w:p>
+        </w:tc>
+        <w:tc>
+          <w:tcPr/>
+          <w:p>
+            <w:pPr>
+              <w:pStyle w:val="Compact"/>
+            </w:pPr>
+            <w:r>
+              <w:t xml:space="preserve">0.3453</w:t>
+            </w:r>
+          </w:p>
+        </w:tc>
+      </w:tr>
+      <w:tr>
+        <w:tc>
+          <w:tcPr/>
+          <w:p>
+            <w:pPr>
+              <w:pStyle w:val="Compact"/>
+            </w:pPr>
+            <w:r>
+              <w:t xml:space="preserve">XGBoost (</w:t>
+            </w:r>
+            <w:r>
+              <w:rPr>
+                <w:rStyle w:val="VerbatimChar"/>
+              </w:rPr>
+              <w:t xml:space="preserve">xgb</w:t>
+            </w:r>
+            <w:r>
+              <w:t xml:space="preserve">)</w:t>
+            </w:r>
+          </w:p>
+        </w:tc>
+        <w:tc>
+          <w:tcPr/>
+          <w:p>
+            <w:pPr>
+              <w:pStyle w:val="Compact"/>
+            </w:pPr>
+            <w:r>
+              <w:t xml:space="preserve">0.9622</w:t>
+            </w:r>
+          </w:p>
+        </w:tc>
+        <w:tc>
+          <w:tcPr/>
+          <w:p>
+            <w:pPr>
+              <w:pStyle w:val="Compact"/>
+            </w:pPr>
+            <w:r>
+              <w:t xml:space="preserve">0.4150</w:t>
+            </w:r>
+          </w:p>
+        </w:tc>
+        <w:tc>
+          <w:tcPr/>
+          <w:p>
+            <w:pPr>
+              <w:pStyle w:val="Compact"/>
+            </w:pPr>
+            <w:r>
+              <w:t xml:space="preserve">0.9552</w:t>
+            </w:r>
+          </w:p>
+        </w:tc>
+        <w:tc>
+          <w:tcPr/>
+          <w:p>
+            <w:pPr>
+              <w:pStyle w:val="Compact"/>
+            </w:pPr>
+            <w:r>
+              <w:t xml:space="preserve">0.4760</w:t>
+            </w:r>
+          </w:p>
+        </w:tc>
+        <w:tc>
+          <w:tcPr/>
+          <w:p>
+            <w:pPr>
+              <w:pStyle w:val="Compact"/>
+            </w:pPr>
+            <w:r>
+              <w:t xml:space="preserve">0.9534</w:t>
+            </w:r>
+          </w:p>
+        </w:tc>
+        <w:tc>
+          <w:tcPr/>
+          <w:p>
+            <w:pPr>
+              <w:pStyle w:val="Compact"/>
+            </w:pPr>
+            <w:r>
+              <w:t xml:space="preserve">0.3597</w:t>
+            </w:r>
+          </w:p>
+        </w:tc>
+      </w:tr>
+    </w:tbl>
     <w:p>
       <w:pPr>
         <w:pStyle w:val="CaptionedFigure"/>
@@ -7154,20 +7643,20 @@
       <w:r>
         <w:drawing>
           <wp:inline>
-            <wp:extent cx="5334000" cy="2166937"/>
+            <wp:extent cx="3779999" cy="1441934"/>
             <wp:effectExtent b="0" l="0" r="0" t="0"/>
-            <wp:docPr descr="Gantt chart" title="" id="59" name="Picture"/>
+            <wp:docPr descr="Same-dataset vs cross-dataset" title="" id="57" name="Picture"/>
             <a:graphic>
               <a:graphicData uri="http://schemas.openxmlformats.org/drawingml/2006/picture">
                 <pic:pic>
                   <pic:nvPicPr>
-                    <pic:cNvPr descr="figures/fig_gantt.png" id="60" name="Picture"/>
+                    <pic:cNvPr descr="figures/fig_baseline_same_vs_cross.png" id="58" name="Picture"/>
                     <pic:cNvPicPr>
                       <a:picLocks noChangeArrowheads="1" noChangeAspect="1"/>
                     </pic:cNvPicPr>
                   </pic:nvPicPr>
                   <pic:blipFill>
-                    <a:blip r:embed="rId58"/>
+                    <a:blip r:embed="rId56"/>
                     <a:stretch>
                       <a:fillRect/>
                     </a:stretch>
@@ -7175,7 +7664,7 @@
                   <pic:spPr bwMode="auto">
                     <a:xfrm>
                       <a:off x="0" y="0"/>
-                      <a:ext cx="5334000" cy="2166937"/>
+                      <a:ext cx="3779999" cy="1441934"/>
                     </a:xfrm>
                     <a:prstGeom prst="rect">
                       <a:avLst/>
@@ -7199,7 +7688,1912 @@
         <w:pStyle w:val="ImageCaption"/>
       </w:pPr>
       <w:r>
-        <w:t xml:space="preserve">Gantt chart</w:t>
+        <w:t xml:space="preserve">Same-dataset vs cross-dataset</w:t>
+      </w:r>
+    </w:p>
+    <w:p>
+      <w:pPr>
+        <w:pStyle w:val="BodyText"/>
+      </w:pPr>
+      <w:r>
+        <w:rPr>
+          <w:b/>
+          <w:bCs/>
+        </w:rPr>
+        <w:t xml:space="preserve">Figure 6: Same-dataset vs cross-dataset performance for all five models.</w:t>
+      </w:r>
+    </w:p>
+    <w:p>
+      <w:pPr>
+        <w:pStyle w:val="BodyText"/>
+      </w:pPr>
+      <w:r>
+        <w:t xml:space="preserve">Table 3 and Figure 7 give the full per-pair matrices.</w:t>
+      </w:r>
+    </w:p>
+    <w:p>
+      <w:pPr>
+        <w:pStyle w:val="BodyText"/>
+      </w:pPr>
+      <w:r>
+        <w:rPr>
+          <w:b/>
+          <w:bCs/>
+        </w:rPr>
+        <w:t xml:space="preserve">Table 3: XGBoost accuracy (rows = trained on, columns = tested on).</w:t>
+      </w:r>
+    </w:p>
+    <w:tbl>
+      <w:tblPr>
+        <w:tblStyle w:val="Table"/>
+        <w:tblW w:type="auto" w:w="0"/>
+        <w:tblLook w:firstRow="1" w:lastRow="0" w:firstColumn="0" w:lastColumn="0" w:noHBand="0" w:noVBand="0" w:val="0020"/>
+      </w:tblPr>
+      <w:tblGrid>
+        <w:gridCol w:w="1980"/>
+        <w:gridCol w:w="1980"/>
+        <w:gridCol w:w="1980"/>
+        <w:gridCol w:w="1980"/>
+      </w:tblGrid>
+      <w:tr>
+        <w:trPr>
+          <w:tblHeader w:val="on"/>
+        </w:trPr>
+        <w:tc>
+          <w:tcPr/>
+          <w:p>
+            <w:pPr>
+              <w:pStyle w:val="Compact"/>
+            </w:pPr>
+            <w:r>
+              <w:t xml:space="preserve">trained  tested</w:t>
+            </w:r>
+          </w:p>
+        </w:tc>
+        <w:tc>
+          <w:tcPr/>
+          <w:p>
+            <w:pPr>
+              <w:pStyle w:val="Compact"/>
+            </w:pPr>
+            <w:r>
+              <w:t xml:space="preserve">CIC-IDS-2017</w:t>
+            </w:r>
+          </w:p>
+        </w:tc>
+        <w:tc>
+          <w:tcPr/>
+          <w:p>
+            <w:pPr>
+              <w:pStyle w:val="Compact"/>
+            </w:pPr>
+            <w:r>
+              <w:t xml:space="preserve">UNSW-NB15</w:t>
+            </w:r>
+          </w:p>
+        </w:tc>
+        <w:tc>
+          <w:tcPr/>
+          <w:p>
+            <w:pPr>
+              <w:pStyle w:val="Compact"/>
+            </w:pPr>
+            <w:r>
+              <w:t xml:space="preserve">TON_IoT</w:t>
+            </w:r>
+          </w:p>
+        </w:tc>
+      </w:tr>
+      <w:tr>
+        <w:tc>
+          <w:tcPr/>
+          <w:p>
+            <w:pPr>
+              <w:pStyle w:val="Compact"/>
+            </w:pPr>
+            <w:r>
+              <w:t xml:space="preserve">CIC-IDS-2017</w:t>
+            </w:r>
+          </w:p>
+        </w:tc>
+        <w:tc>
+          <w:tcPr/>
+          <w:p>
+            <w:pPr>
+              <w:pStyle w:val="Compact"/>
+            </w:pPr>
+            <w:r>
+              <w:rPr>
+                <w:b/>
+                <w:bCs/>
+              </w:rPr>
+              <w:t xml:space="preserve">0.9807</w:t>
+            </w:r>
+          </w:p>
+        </w:tc>
+        <w:tc>
+          <w:tcPr/>
+          <w:p>
+            <w:pPr>
+              <w:pStyle w:val="Compact"/>
+            </w:pPr>
+            <w:r>
+              <w:t xml:space="preserve">0.3610</w:t>
+            </w:r>
+          </w:p>
+        </w:tc>
+        <w:tc>
+          <w:tcPr/>
+          <w:p>
+            <w:pPr>
+              <w:pStyle w:val="Compact"/>
+            </w:pPr>
+            <w:r>
+              <w:t xml:space="preserve">0.4429</w:t>
+            </w:r>
+          </w:p>
+        </w:tc>
+      </w:tr>
+      <w:tr>
+        <w:tc>
+          <w:tcPr/>
+          <w:p>
+            <w:pPr>
+              <w:pStyle w:val="Compact"/>
+            </w:pPr>
+            <w:r>
+              <w:t xml:space="preserve">UNSW-NB15</w:t>
+            </w:r>
+          </w:p>
+        </w:tc>
+        <w:tc>
+          <w:tcPr/>
+          <w:p>
+            <w:pPr>
+              <w:pStyle w:val="Compact"/>
+            </w:pPr>
+            <w:r>
+              <w:t xml:space="preserve">0.2874</w:t>
+            </w:r>
+          </w:p>
+        </w:tc>
+        <w:tc>
+          <w:tcPr/>
+          <w:p>
+            <w:pPr>
+              <w:pStyle w:val="Compact"/>
+            </w:pPr>
+            <w:r>
+              <w:rPr>
+                <w:b/>
+                <w:bCs/>
+              </w:rPr>
+              <w:t xml:space="preserve">0.9332</w:t>
+            </w:r>
+          </w:p>
+        </w:tc>
+        <w:tc>
+          <w:tcPr/>
+          <w:p>
+            <w:pPr>
+              <w:pStyle w:val="Compact"/>
+            </w:pPr>
+            <w:r>
+              <w:t xml:space="preserve">0.6515</w:t>
+            </w:r>
+          </w:p>
+        </w:tc>
+      </w:tr>
+      <w:tr>
+        <w:tc>
+          <w:tcPr/>
+          <w:p>
+            <w:pPr>
+              <w:pStyle w:val="Compact"/>
+            </w:pPr>
+            <w:r>
+              <w:t xml:space="preserve">TON_IoT</w:t>
+            </w:r>
+          </w:p>
+        </w:tc>
+        <w:tc>
+          <w:tcPr/>
+          <w:p>
+            <w:pPr>
+              <w:pStyle w:val="Compact"/>
+            </w:pPr>
+            <w:r>
+              <w:t xml:space="preserve">0.3533</w:t>
+            </w:r>
+          </w:p>
+        </w:tc>
+        <w:tc>
+          <w:tcPr/>
+          <w:p>
+            <w:pPr>
+              <w:pStyle w:val="Compact"/>
+            </w:pPr>
+            <w:r>
+              <w:t xml:space="preserve">0.3942</w:t>
+            </w:r>
+          </w:p>
+        </w:tc>
+        <w:tc>
+          <w:tcPr/>
+          <w:p>
+            <w:pPr>
+              <w:pStyle w:val="Compact"/>
+            </w:pPr>
+            <w:r>
+              <w:rPr>
+                <w:b/>
+                <w:bCs/>
+              </w:rPr>
+              <w:t xml:space="preserve">0.9727</w:t>
+            </w:r>
+          </w:p>
+        </w:tc>
+      </w:tr>
+    </w:tbl>
+    <w:p>
+      <w:pPr>
+        <w:pStyle w:val="CaptionedFigure"/>
+      </w:pPr>
+      <w:r>
+        <w:drawing>
+          <wp:inline>
+            <wp:extent cx="3779999" cy="2156538"/>
+            <wp:effectExtent b="0" l="0" r="0" t="0"/>
+            <wp:docPr descr="Accuracy heatmaps" title="" id="60" name="Picture"/>
+            <a:graphic>
+              <a:graphicData uri="http://schemas.openxmlformats.org/drawingml/2006/picture">
+                <pic:pic>
+                  <pic:nvPicPr>
+                    <pic:cNvPr descr="figures/fig_baseline_heatmaps.png" id="61" name="Picture"/>
+                    <pic:cNvPicPr>
+                      <a:picLocks noChangeArrowheads="1" noChangeAspect="1"/>
+                    </pic:cNvPicPr>
+                  </pic:nvPicPr>
+                  <pic:blipFill>
+                    <a:blip r:embed="rId59"/>
+                    <a:stretch>
+                      <a:fillRect/>
+                    </a:stretch>
+                  </pic:blipFill>
+                  <pic:spPr bwMode="auto">
+                    <a:xfrm>
+                      <a:off x="0" y="0"/>
+                      <a:ext cx="3779999" cy="2156538"/>
+                    </a:xfrm>
+                    <a:prstGeom prst="rect">
+                      <a:avLst/>
+                    </a:prstGeom>
+                    <a:noFill/>
+                    <a:ln w="9525">
+                      <a:noFill/>
+                      <a:headEnd/>
+                      <a:tailEnd/>
+                    </a:ln>
+                  </pic:spPr>
+                </pic:pic>
+              </a:graphicData>
+            </a:graphic>
+          </wp:inline>
+        </w:drawing>
+      </w:r>
+    </w:p>
+    <w:p>
+      <w:pPr>
+        <w:pStyle w:val="ImageCaption"/>
+      </w:pPr>
+      <w:r>
+        <w:t xml:space="preserve">Accuracy heatmaps</w:t>
+      </w:r>
+    </w:p>
+    <w:p>
+      <w:pPr>
+        <w:pStyle w:val="BodyText"/>
+      </w:pPr>
+      <w:r>
+        <w:rPr>
+          <w:b/>
+          <w:bCs/>
+        </w:rPr>
+        <w:t xml:space="preserve">Figure 7: Cross-dataset accuracy matrices for all five models (rows = trained on, columns = tested on).</w:t>
+      </w:r>
+    </w:p>
+    <w:p>
+      <w:pPr>
+        <w:pStyle w:val="CaptionedFigure"/>
+      </w:pPr>
+      <w:r>
+        <w:drawing>
+          <wp:inline>
+            <wp:extent cx="2879999" cy="2577095"/>
+            <wp:effectExtent b="0" l="0" r="0" t="0"/>
+            <wp:docPr descr="XGBoost balanced accuracy" title="" id="63" name="Picture"/>
+            <a:graphic>
+              <a:graphicData uri="http://schemas.openxmlformats.org/drawingml/2006/picture">
+                <pic:pic>
+                  <pic:nvPicPr>
+                    <pic:cNvPr descr="figures/fig_baseline_xgb_balanced.png" id="64" name="Picture"/>
+                    <pic:cNvPicPr>
+                      <a:picLocks noChangeArrowheads="1" noChangeAspect="1"/>
+                    </pic:cNvPicPr>
+                  </pic:nvPicPr>
+                  <pic:blipFill>
+                    <a:blip r:embed="rId62"/>
+                    <a:stretch>
+                      <a:fillRect/>
+                    </a:stretch>
+                  </pic:blipFill>
+                  <pic:spPr bwMode="auto">
+                    <a:xfrm>
+                      <a:off x="0" y="0"/>
+                      <a:ext cx="2879999" cy="2577095"/>
+                    </a:xfrm>
+                    <a:prstGeom prst="rect">
+                      <a:avLst/>
+                    </a:prstGeom>
+                    <a:noFill/>
+                    <a:ln w="9525">
+                      <a:noFill/>
+                      <a:headEnd/>
+                      <a:tailEnd/>
+                    </a:ln>
+                  </pic:spPr>
+                </pic:pic>
+              </a:graphicData>
+            </a:graphic>
+          </wp:inline>
+        </w:drawing>
+      </w:r>
+    </w:p>
+    <w:p>
+      <w:pPr>
+        <w:pStyle w:val="ImageCaption"/>
+      </w:pPr>
+      <w:r>
+        <w:t xml:space="preserve">XGBoost balanced accuracy</w:t>
+      </w:r>
+    </w:p>
+    <w:p>
+      <w:pPr>
+        <w:pStyle w:val="BodyText"/>
+      </w:pPr>
+      <w:r>
+        <w:rPr>
+          <w:b/>
+          <w:bCs/>
+        </w:rPr>
+        <w:t xml:space="preserve">Figure 8: XGBoost balanced accuracy — several off-diagonal cells are ≈ 0.50 (random).</w:t>
+      </w:r>
+    </w:p>
+    <w:p>
+      <w:pPr>
+        <w:pStyle w:val="BodyText"/>
+      </w:pPr>
+      <w:r>
+        <w:rPr>
+          <w:b/>
+          <w:bCs/>
+        </w:rPr>
+        <w:t xml:space="preserve">Discussion.</w:t>
+      </w:r>
+    </w:p>
+    <w:p>
+      <w:pPr>
+        <w:pStyle w:val="Compact"/>
+        <w:numPr>
+          <w:ilvl w:val="0"/>
+          <w:numId w:val="1012"/>
+        </w:numPr>
+      </w:pPr>
+      <w:r>
+        <w:rPr>
+          <w:b/>
+          <w:bCs/>
+        </w:rPr>
+        <w:t xml:space="preserve">A clear generalisation collapse.</w:t>
+      </w:r>
+      <w:r>
+        <w:t xml:space="preserve"> </w:t>
+      </w:r>
+      <w:r>
+        <w:t xml:space="preserve">Every model scores 0.96–0.97 in the same-dataset</w:t>
+      </w:r>
+      <w:r>
+        <w:t xml:space="preserve"> </w:t>
+      </w:r>
+      <w:r>
+        <w:t xml:space="preserve">setting but only 0.37–0.42 cross-dataset — a drop of roughly 55–60 percentage points.</w:t>
+      </w:r>
+    </w:p>
+    <w:p>
+      <w:pPr>
+        <w:pStyle w:val="Compact"/>
+        <w:numPr>
+          <w:ilvl w:val="0"/>
+          <w:numId w:val="1012"/>
+        </w:numPr>
+      </w:pPr>
+      <w:r>
+        <w:rPr>
+          <w:b/>
+          <w:bCs/>
+        </w:rPr>
+        <w:t xml:space="preserve">Cross-dataset performance is at or near random chance.</w:t>
+      </w:r>
+      <w:r>
+        <w:t xml:space="preserve"> </w:t>
+      </w:r>
+      <w:r>
+        <w:t xml:space="preserve">On balanced accuracy the</w:t>
+      </w:r>
+      <w:r>
+        <w:t xml:space="preserve"> </w:t>
+      </w:r>
+      <w:r>
+        <w:t xml:space="preserve">cross-dataset average is 0.46–0.49, and several individual cells are exactly 0.500 (for</w:t>
+      </w:r>
+      <w:r>
+        <w:t xml:space="preserve"> </w:t>
+      </w:r>
+      <w:r>
+        <w:t xml:space="preserve">example XGBoost CIC-IDS-2017 → UNSW-NB15 = 0.5000). A balanced accuracy of 0.5 means the</w:t>
+      </w:r>
+      <w:r>
+        <w:t xml:space="preserve"> </w:t>
+      </w:r>
+      <w:r>
+        <w:t xml:space="preserve">model is no better than a coin toss.</w:t>
+      </w:r>
+    </w:p>
+    <w:p>
+      <w:pPr>
+        <w:pStyle w:val="Compact"/>
+        <w:numPr>
+          <w:ilvl w:val="0"/>
+          <w:numId w:val="1012"/>
+        </w:numPr>
+      </w:pPr>
+      <w:r>
+        <w:rPr>
+          <w:b/>
+          <w:bCs/>
+        </w:rPr>
+        <w:t xml:space="preserve">Ensembling does not fix the gap.</w:t>
+      </w:r>
+      <w:r>
+        <w:t xml:space="preserve"> </w:t>
+      </w:r>
+      <w:r>
+        <w:t xml:space="preserve">The soft-voting ensemble (0.4624 cross-dataset balanced</w:t>
+      </w:r>
+      <w:r>
+        <w:t xml:space="preserve"> </w:t>
+      </w:r>
+      <w:r>
+        <w:t xml:space="preserve">accuracy) is no better than a single XGBoost model (0.4760), showing the problem lies in the</w:t>
+      </w:r>
+      <w:r>
+        <w:t xml:space="preserve"> </w:t>
+      </w:r>
+      <w:r>
+        <w:rPr>
+          <w:i/>
+          <w:iCs/>
+        </w:rPr>
+        <w:t xml:space="preserve">features/distribution</w:t>
+      </w:r>
+      <w:r>
+        <w:t xml:space="preserve">, not in model capacity.</w:t>
+      </w:r>
+    </w:p>
+    <w:p>
+      <w:pPr>
+        <w:pStyle w:val="Compact"/>
+        <w:numPr>
+          <w:ilvl w:val="0"/>
+          <w:numId w:val="1012"/>
+        </w:numPr>
+      </w:pPr>
+      <w:r>
+        <w:rPr>
+          <w:b/>
+          <w:bCs/>
+        </w:rPr>
+        <w:t xml:space="preserve">The gap is asymmetric.</w:t>
+      </w:r>
+      <w:r>
+        <w:t xml:space="preserve"> </w:t>
+      </w:r>
+      <w:r>
+        <w:t xml:space="preserve">UNSW-NB15 → TON_IoT transfers relatively well (accuracy 0.65),</w:t>
+      </w:r>
+      <w:r>
+        <w:t xml:space="preserve"> </w:t>
+      </w:r>
+      <w:r>
+        <w:t xml:space="preserve">whereas the reverse TON_IoT → UNSW-NB15 is poor (0.29) — consistent with the</w:t>
+      </w:r>
+      <w:r>
+        <w:t xml:space="preserve"> </w:t>
+      </w:r>
+      <w:r>
+        <w:t xml:space="preserve">protocol/pair sensitivity reported in [3].</w:t>
+      </w:r>
+    </w:p>
+    <w:p>
+      <w:pPr>
+        <w:pStyle w:val="Compact"/>
+        <w:numPr>
+          <w:ilvl w:val="0"/>
+          <w:numId w:val="1012"/>
+        </w:numPr>
+      </w:pPr>
+      <w:r>
+        <w:rPr>
+          <w:b/>
+          <w:bCs/>
+        </w:rPr>
+        <w:t xml:space="preserve">Consistent with the literature.</w:t>
+      </w:r>
+      <w:r>
+        <w:t xml:space="preserve"> </w:t>
+      </w:r>
+      <w:r>
+        <w:t xml:space="preserve">These numbers closely match Cantone et al. [1] (near</w:t>
+      </w:r>
+      <w:r>
+        <w:t xml:space="preserve"> </w:t>
+      </w:r>
+      <w:r>
+        <w:t xml:space="preserve">random cross-dataset) and Hossain et al. [2] (same-dataset 95–99%, cross-dataset below 40%),</w:t>
+      </w:r>
+      <w:r>
+        <w:t xml:space="preserve"> </w:t>
+      </w:r>
+      <w:r>
+        <w:t xml:space="preserve">independently reproducing their findings on our three datasets.</w:t>
+      </w:r>
+    </w:p>
+    <w:p>
+      <w:pPr>
+        <w:pStyle w:val="FirstParagraph"/>
+      </w:pPr>
+      <w:r>
+        <w:rPr>
+          <w:b/>
+          <w:bCs/>
+        </w:rPr>
+        <w:t xml:space="preserve">Why this matters.</w:t>
+      </w:r>
+      <w:r>
+        <w:t xml:space="preserve"> </w:t>
+      </w:r>
+      <w:r>
+        <w:t xml:space="preserve">The baseline establishes a rigorous reference point. The optimisation work</w:t>
+      </w:r>
+      <w:r>
+        <w:t xml:space="preserve"> </w:t>
+      </w:r>
+      <w:r>
+        <w:t xml:space="preserve">of the end-semester phase will be judged by how much it improves the cross-dataset numbers</w:t>
+      </w:r>
+      <w:r>
+        <w:t xml:space="preserve"> </w:t>
+      </w:r>
+      <w:r>
+        <w:rPr>
+          <w:b/>
+          <w:bCs/>
+        </w:rPr>
+        <w:t xml:space="preserve">relative to this baseline</w:t>
+      </w:r>
+      <w:r>
+        <w:t xml:space="preserve"> </w:t>
+      </w:r>
+      <w:r>
+        <w:t xml:space="preserve">— not by absolute accuracy.</w:t>
+      </w:r>
+    </w:p>
+    <w:bookmarkEnd w:id="65"/>
+    <w:bookmarkStart w:id="72" w:name="X55aa241065d55fc183283001460cbfd0cd52bd2"/>
+    <w:p>
+      <w:pPr>
+        <w:pStyle w:val="Heading3"/>
+      </w:pPr>
+      <w:r>
+        <w:t xml:space="preserve">9.4 Metaheuristic feature selection: DA-MFS (main optimisation result)</w:t>
+      </w:r>
+    </w:p>
+    <w:p>
+      <w:pPr>
+        <w:pStyle w:val="FirstParagraph"/>
+      </w:pPr>
+      <w:r>
+        <w:t xml:space="preserve">A first attempt — running a Genetic Algorithm over the</w:t>
+      </w:r>
+      <w:r>
+        <w:t xml:space="preserve"> </w:t>
+      </w:r>
+      <w:r>
+        <w:rPr>
+          <w:b/>
+          <w:bCs/>
+        </w:rPr>
+        <w:t xml:space="preserve">raw</w:t>
+      </w:r>
+      <w:r>
+        <w:t xml:space="preserve"> </w:t>
+      </w:r>
+      <w:r>
+        <w:t xml:space="preserve">shared features — improved</w:t>
+      </w:r>
+      <w:r>
+        <w:t xml:space="preserve"> </w:t>
+      </w:r>
+      <w:r>
+        <w:t xml:space="preserve">cross-dataset accuracy only marginally (0.3726 → 0.4071), a gain small enough to be within</w:t>
+      </w:r>
+      <w:r>
+        <w:t xml:space="preserve"> </w:t>
+      </w:r>
+      <w:r>
+        <w:t xml:space="preserve">noise. This told us the bottleneck is not merely</w:t>
+      </w:r>
+      <w:r>
+        <w:t xml:space="preserve"> </w:t>
+      </w:r>
+      <w:r>
+        <w:rPr>
+          <w:i/>
+          <w:iCs/>
+        </w:rPr>
+        <w:t xml:space="preserve">which</w:t>
+      </w:r>
+      <w:r>
+        <w:t xml:space="preserve"> </w:t>
+      </w:r>
+      <w:r>
+        <w:t xml:space="preserve">features we use, but that the same</w:t>
+      </w:r>
+      <w:r>
+        <w:t xml:space="preserve"> </w:t>
+      </w:r>
+      <w:r>
+        <w:t xml:space="preserve">feature has a</w:t>
+      </w:r>
+      <w:r>
+        <w:t xml:space="preserve"> </w:t>
+      </w:r>
+      <w:r>
+        <w:rPr>
+          <w:b/>
+          <w:bCs/>
+        </w:rPr>
+        <w:t xml:space="preserve">different marginal distribution in each dataset</w:t>
+      </w:r>
+      <w:r>
+        <w:t xml:space="preserve"> </w:t>
+      </w:r>
+      <w:r>
+        <w:t xml:space="preserve">(different collection tools</w:t>
+      </w:r>
+      <w:r>
+        <w:t xml:space="preserve"> </w:t>
+      </w:r>
+      <w:r>
+        <w:t xml:space="preserve">and networks). We therefore propose</w:t>
+      </w:r>
+      <w:r>
+        <w:t xml:space="preserve"> </w:t>
+      </w:r>
+      <w:r>
+        <w:rPr>
+          <w:b/>
+          <w:bCs/>
+        </w:rPr>
+        <w:t xml:space="preserve">DA-MFS (Domain-Aligned Metaheuristic Feature Selection)</w:t>
+      </w:r>
+      <w:r>
+        <w:t xml:space="preserve">,</w:t>
+      </w:r>
+      <w:r>
+        <w:t xml:space="preserve"> </w:t>
+      </w:r>
+      <w:r>
+        <w:t xml:space="preserve">which has two stages:</w:t>
+      </w:r>
+    </w:p>
+    <w:p>
+      <w:pPr>
+        <w:pStyle w:val="Compact"/>
+        <w:numPr>
+          <w:ilvl w:val="0"/>
+          <w:numId w:val="1013"/>
+        </w:numPr>
+      </w:pPr>
+      <w:r>
+        <w:rPr>
+          <w:b/>
+          <w:bCs/>
+        </w:rPr>
+        <w:t xml:space="preserve">Domain alignment.</w:t>
+      </w:r>
+      <w:r>
+        <w:t xml:space="preserve"> </w:t>
+      </w:r>
+      <w:r>
+        <w:t xml:space="preserve">Each dataset’s feature marginals are aligned to a common distribution</w:t>
+      </w:r>
+      <w:r>
+        <w:t xml:space="preserve"> </w:t>
+      </w:r>
+      <w:r>
+        <w:t xml:space="preserve">(a per-dataset quantile / rank transform to a standard normal). This removes marginal</w:t>
+      </w:r>
+      <w:r>
+        <w:t xml:space="preserve"> </w:t>
+      </w:r>
+      <w:r>
+        <w:t xml:space="preserve">distribution shift and follows quantile-based domain adaptation for tabular data [16].</w:t>
+      </w:r>
+    </w:p>
+    <w:p>
+      <w:pPr>
+        <w:pStyle w:val="Compact"/>
+        <w:numPr>
+          <w:ilvl w:val="0"/>
+          <w:numId w:val="1013"/>
+        </w:numPr>
+      </w:pPr>
+      <w:r>
+        <w:rPr>
+          <w:b/>
+          <w:bCs/>
+        </w:rPr>
+        <w:t xml:space="preserve">Metaheuristic selection.</w:t>
+      </w:r>
+      <w:r>
+        <w:t xml:space="preserve"> </w:t>
+      </w:r>
+      <w:r>
+        <w:t xml:space="preserve">A Genetic Algorithm (and a binary PSO) then search for the subset</w:t>
+      </w:r>
+      <w:r>
+        <w:t xml:space="preserve"> </w:t>
+      </w:r>
+      <w:r>
+        <w:t xml:space="preserve">of aligned features that maximises a</w:t>
+      </w:r>
+      <w:r>
+        <w:t xml:space="preserve"> </w:t>
+      </w:r>
+      <w:r>
+        <w:rPr>
+          <w:b/>
+          <w:bCs/>
+        </w:rPr>
+        <w:t xml:space="preserve">cross-dataset fitness</w:t>
+      </w:r>
+      <w:r>
+        <w:t xml:space="preserve"> </w:t>
+      </w:r>
+      <w:r>
+        <w:t xml:space="preserve">— the mean over the six</w:t>
+      </w:r>
+      <w:r>
+        <w:t xml:space="preserve"> </w:t>
+      </w:r>
+      <w:r>
+        <w:t xml:space="preserve">source→target pairs of 0.5·balanced-accuracy + 0.5·macro-F1, evaluated with a fast Random</w:t>
+      </w:r>
+      <w:r>
+        <w:t xml:space="preserve"> </w:t>
+      </w:r>
+      <w:r>
+        <w:t xml:space="preserve">Forest on a stratified sample and validated on the</w:t>
+      </w:r>
+      <w:r>
+        <w:t xml:space="preserve"> </w:t>
+      </w:r>
+      <w:r>
+        <w:rPr>
+          <w:b/>
+          <w:bCs/>
+        </w:rPr>
+        <w:t xml:space="preserve">full</w:t>
+      </w:r>
+      <w:r>
+        <w:t xml:space="preserve"> </w:t>
+      </w:r>
+      <w:r>
+        <w:t xml:space="preserve">datasets.</w:t>
+      </w:r>
+    </w:p>
+    <w:p>
+      <w:pPr>
+        <w:pStyle w:val="FirstParagraph"/>
+      </w:pPr>
+      <w:r>
+        <w:t xml:space="preserve">The GA selected a compact</w:t>
+      </w:r>
+      <w:r>
+        <w:t xml:space="preserve"> </w:t>
+      </w:r>
+      <w:r>
+        <w:rPr>
+          <w:b/>
+          <w:bCs/>
+        </w:rPr>
+        <w:t xml:space="preserve">4-feature</w:t>
+      </w:r>
+      <w:r>
+        <w:t xml:space="preserve"> </w:t>
+      </w:r>
+      <w:r>
+        <w:t xml:space="preserve">subset:</w:t>
+      </w:r>
+      <w:r>
+        <w:t xml:space="preserve"> </w:t>
+      </w:r>
+      <w:r>
+        <w:rPr>
+          <w:rStyle w:val="VerbatimChar"/>
+        </w:rPr>
+        <w:t xml:space="preserve">duration, src_pkts, total_bytes, total_bytes_per_pkt</w:t>
+      </w:r>
+      <w:r>
+        <w:t xml:space="preserve">. Table 4 compares three configurations on the full data.</w:t>
+      </w:r>
+    </w:p>
+    <w:p>
+      <w:pPr>
+        <w:pStyle w:val="BodyText"/>
+      </w:pPr>
+      <w:r>
+        <w:rPr>
+          <w:b/>
+          <w:bCs/>
+        </w:rPr>
+        <w:t xml:space="preserve">Table 4: Cross-dataset results (mean over the 6 train→test pairs, full data).</w:t>
+      </w:r>
+    </w:p>
+    <w:tbl>
+      <w:tblPr>
+        <w:tblStyle w:val="Table"/>
+        <w:tblW w:type="pct" w:w="5000"/>
+        <w:tblLayout w:type="fixed"/>
+        <w:tblLook w:firstRow="1" w:lastRow="0" w:firstColumn="0" w:lastColumn="0" w:noHBand="0" w:noVBand="0" w:val="0020"/>
+      </w:tblPr>
+      <w:tblGrid>
+        <w:gridCol w:w="1584"/>
+        <w:gridCol w:w="1584"/>
+        <w:gridCol w:w="1584"/>
+        <w:gridCol w:w="1584"/>
+        <w:gridCol w:w="1584"/>
+      </w:tblGrid>
+      <w:tr>
+        <w:trPr>
+          <w:tblHeader w:val="on"/>
+        </w:trPr>
+        <w:tc>
+          <w:tcPr/>
+          <w:p>
+            <w:pPr>
+              <w:pStyle w:val="Compact"/>
+            </w:pPr>
+            <w:r>
+              <w:t xml:space="preserve">Configuration</w:t>
+            </w:r>
+          </w:p>
+        </w:tc>
+        <w:tc>
+          <w:tcPr/>
+          <w:p>
+            <w:pPr>
+              <w:pStyle w:val="Compact"/>
+            </w:pPr>
+            <w:r>
+              <w:t xml:space="preserve">Accuracy</w:t>
+            </w:r>
+          </w:p>
+        </w:tc>
+        <w:tc>
+          <w:tcPr/>
+          <w:p>
+            <w:pPr>
+              <w:pStyle w:val="Compact"/>
+            </w:pPr>
+            <w:r>
+              <w:t xml:space="preserve">Balanced acc</w:t>
+            </w:r>
+          </w:p>
+        </w:tc>
+        <w:tc>
+          <w:tcPr/>
+          <w:p>
+            <w:pPr>
+              <w:pStyle w:val="Compact"/>
+            </w:pPr>
+            <w:r>
+              <w:t xml:space="preserve">Macro-F1</w:t>
+            </w:r>
+          </w:p>
+        </w:tc>
+        <w:tc>
+          <w:tcPr/>
+          <w:p>
+            <w:pPr>
+              <w:pStyle w:val="Compact"/>
+            </w:pPr>
+            <w:r>
+              <w:t xml:space="preserve">Attack recall</w:t>
+            </w:r>
+          </w:p>
+        </w:tc>
+      </w:tr>
+      <w:tr>
+        <w:tc>
+          <w:tcPr/>
+          <w:p>
+            <w:pPr>
+              <w:pStyle w:val="Compact"/>
+            </w:pPr>
+            <w:r>
+              <w:t xml:space="preserve">(a) Raw features, all 12</w:t>
+            </w:r>
+          </w:p>
+        </w:tc>
+        <w:tc>
+          <w:tcPr/>
+          <w:p>
+            <w:pPr>
+              <w:pStyle w:val="Compact"/>
+            </w:pPr>
+            <w:r>
+              <w:t xml:space="preserve">0.3726</w:t>
+            </w:r>
+          </w:p>
+        </w:tc>
+        <w:tc>
+          <w:tcPr/>
+          <w:p>
+            <w:pPr>
+              <w:pStyle w:val="Compact"/>
+            </w:pPr>
+            <w:r>
+              <w:t xml:space="preserve">0.4650</w:t>
+            </w:r>
+          </w:p>
+        </w:tc>
+        <w:tc>
+          <w:tcPr/>
+          <w:p>
+            <w:pPr>
+              <w:pStyle w:val="Compact"/>
+            </w:pPr>
+            <w:r>
+              <w:t xml:space="preserve">0.3076</w:t>
+            </w:r>
+          </w:p>
+        </w:tc>
+        <w:tc>
+          <w:tcPr/>
+          <w:p>
+            <w:pPr>
+              <w:pStyle w:val="Compact"/>
+            </w:pPr>
+            <w:r>
+              <w:t xml:space="preserve">0.4789</w:t>
+            </w:r>
+          </w:p>
+        </w:tc>
+      </w:tr>
+      <w:tr>
+        <w:tc>
+          <w:tcPr/>
+          <w:p>
+            <w:pPr>
+              <w:pStyle w:val="Compact"/>
+            </w:pPr>
+            <w:r>
+              <w:t xml:space="preserve">(b) Aligned features, all 12</w:t>
+            </w:r>
+          </w:p>
+        </w:tc>
+        <w:tc>
+          <w:tcPr/>
+          <w:p>
+            <w:pPr>
+              <w:pStyle w:val="Compact"/>
+            </w:pPr>
+            <w:r>
+              <w:t xml:space="preserve">0.4776</w:t>
+            </w:r>
+          </w:p>
+        </w:tc>
+        <w:tc>
+          <w:tcPr/>
+          <w:p>
+            <w:pPr>
+              <w:pStyle w:val="Compact"/>
+            </w:pPr>
+            <w:r>
+              <w:t xml:space="preserve">0.5298</w:t>
+            </w:r>
+          </w:p>
+        </w:tc>
+        <w:tc>
+          <w:tcPr/>
+          <w:p>
+            <w:pPr>
+              <w:pStyle w:val="Compact"/>
+            </w:pPr>
+            <w:r>
+              <w:t xml:space="preserve">0.3845</w:t>
+            </w:r>
+          </w:p>
+        </w:tc>
+        <w:tc>
+          <w:tcPr/>
+          <w:p>
+            <w:pPr>
+              <w:pStyle w:val="Compact"/>
+            </w:pPr>
+            <w:r>
+              <w:t xml:space="preserve">0.6614</w:t>
+            </w:r>
+          </w:p>
+        </w:tc>
+      </w:tr>
+      <w:tr>
+        <w:tc>
+          <w:tcPr/>
+          <w:p>
+            <w:pPr>
+              <w:pStyle w:val="Compact"/>
+            </w:pPr>
+            <w:r>
+              <w:t xml:space="preserve">(c)</w:t>
+            </w:r>
+            <w:r>
+              <w:t xml:space="preserve"> </w:t>
+            </w:r>
+            <w:r>
+              <w:rPr>
+                <w:b/>
+                <w:bCs/>
+              </w:rPr>
+              <w:t xml:space="preserve">DA-MFS</w:t>
+            </w:r>
+            <w:r>
+              <w:t xml:space="preserve"> </w:t>
+            </w:r>
+            <w:r>
+              <w:t xml:space="preserve">(aligned + 4 selected)</w:t>
+            </w:r>
+          </w:p>
+        </w:tc>
+        <w:tc>
+          <w:tcPr/>
+          <w:p>
+            <w:pPr>
+              <w:pStyle w:val="Compact"/>
+            </w:pPr>
+            <w:r>
+              <w:rPr>
+                <w:b/>
+                <w:bCs/>
+              </w:rPr>
+              <w:t xml:space="preserve">0.5083</w:t>
+            </w:r>
+          </w:p>
+        </w:tc>
+        <w:tc>
+          <w:tcPr/>
+          <w:p>
+            <w:pPr>
+              <w:pStyle w:val="Compact"/>
+            </w:pPr>
+            <w:r>
+              <w:rPr>
+                <w:b/>
+                <w:bCs/>
+              </w:rPr>
+              <w:t xml:space="preserve">0.5689</w:t>
+            </w:r>
+          </w:p>
+        </w:tc>
+        <w:tc>
+          <w:tcPr/>
+          <w:p>
+            <w:pPr>
+              <w:pStyle w:val="Compact"/>
+            </w:pPr>
+            <w:r>
+              <w:rPr>
+                <w:b/>
+                <w:bCs/>
+              </w:rPr>
+              <w:t xml:space="preserve">0.4604</w:t>
+            </w:r>
+          </w:p>
+        </w:tc>
+        <w:tc>
+          <w:tcPr/>
+          <w:p>
+            <w:pPr>
+              <w:pStyle w:val="Compact"/>
+            </w:pPr>
+            <w:r>
+              <w:rPr>
+                <w:b/>
+                <w:bCs/>
+              </w:rPr>
+              <w:t xml:space="preserve">0.6065</w:t>
+            </w:r>
+          </w:p>
+        </w:tc>
+      </w:tr>
+    </w:tbl>
+    <w:p>
+      <w:pPr>
+        <w:pStyle w:val="BodyText"/>
+      </w:pPr>
+      <w:r>
+        <w:rPr>
+          <w:b/>
+          <w:bCs/>
+        </w:rPr>
+        <w:t xml:space="preserve">Table 5: Improvement of DA-MFS over the raw baseline.</w:t>
+      </w:r>
+    </w:p>
+    <w:tbl>
+      <w:tblPr>
+        <w:tblStyle w:val="Table"/>
+        <w:tblW w:type="auto" w:w="0"/>
+        <w:tblLook w:firstRow="1" w:lastRow="0" w:firstColumn="0" w:lastColumn="0" w:noHBand="0" w:noVBand="0" w:val="0020"/>
+      </w:tblPr>
+      <w:tblGrid>
+        <w:gridCol w:w="1980"/>
+        <w:gridCol w:w="1980"/>
+        <w:gridCol w:w="1980"/>
+        <w:gridCol w:w="1980"/>
+      </w:tblGrid>
+      <w:tr>
+        <w:trPr>
+          <w:tblHeader w:val="on"/>
+        </w:trPr>
+        <w:tc>
+          <w:tcPr/>
+          <w:p>
+            <w:pPr>
+              <w:pStyle w:val="Compact"/>
+            </w:pPr>
+            <w:r>
+              <w:t xml:space="preserve">Metric (cross-dataset)</w:t>
+            </w:r>
+          </w:p>
+        </w:tc>
+        <w:tc>
+          <w:tcPr/>
+          <w:p>
+            <w:pPr>
+              <w:pStyle w:val="Compact"/>
+            </w:pPr>
+            <w:r>
+              <w:t xml:space="preserve">Raw baseline</w:t>
+            </w:r>
+          </w:p>
+        </w:tc>
+        <w:tc>
+          <w:tcPr/>
+          <w:p>
+            <w:pPr>
+              <w:pStyle w:val="Compact"/>
+            </w:pPr>
+            <w:r>
+              <w:t xml:space="preserve">DA-MFS</w:t>
+            </w:r>
+          </w:p>
+        </w:tc>
+        <w:tc>
+          <w:tcPr/>
+          <w:p>
+            <w:pPr>
+              <w:pStyle w:val="Compact"/>
+            </w:pPr>
+            <w:r>
+              <w:t xml:space="preserve">Change</w:t>
+            </w:r>
+          </w:p>
+        </w:tc>
+      </w:tr>
+      <w:tr>
+        <w:tc>
+          <w:tcPr/>
+          <w:p>
+            <w:pPr>
+              <w:pStyle w:val="Compact"/>
+            </w:pPr>
+            <w:r>
+              <w:t xml:space="preserve">Accuracy</w:t>
+            </w:r>
+          </w:p>
+        </w:tc>
+        <w:tc>
+          <w:tcPr/>
+          <w:p>
+            <w:pPr>
+              <w:pStyle w:val="Compact"/>
+            </w:pPr>
+            <w:r>
+              <w:t xml:space="preserve">0.3726</w:t>
+            </w:r>
+          </w:p>
+        </w:tc>
+        <w:tc>
+          <w:tcPr/>
+          <w:p>
+            <w:pPr>
+              <w:pStyle w:val="Compact"/>
+            </w:pPr>
+            <w:r>
+              <w:t xml:space="preserve">0.5083</w:t>
+            </w:r>
+          </w:p>
+        </w:tc>
+        <w:tc>
+          <w:tcPr/>
+          <w:p>
+            <w:pPr>
+              <w:pStyle w:val="Compact"/>
+            </w:pPr>
+            <w:r>
+              <w:rPr>
+                <w:b/>
+                <w:bCs/>
+              </w:rPr>
+              <w:t xml:space="preserve">+0.1358</w:t>
+            </w:r>
+          </w:p>
+        </w:tc>
+      </w:tr>
+      <w:tr>
+        <w:tc>
+          <w:tcPr/>
+          <w:p>
+            <w:pPr>
+              <w:pStyle w:val="Compact"/>
+            </w:pPr>
+            <w:r>
+              <w:t xml:space="preserve">Balanced accuracy</w:t>
+            </w:r>
+          </w:p>
+        </w:tc>
+        <w:tc>
+          <w:tcPr/>
+          <w:p>
+            <w:pPr>
+              <w:pStyle w:val="Compact"/>
+            </w:pPr>
+            <w:r>
+              <w:t xml:space="preserve">0.4650</w:t>
+            </w:r>
+          </w:p>
+        </w:tc>
+        <w:tc>
+          <w:tcPr/>
+          <w:p>
+            <w:pPr>
+              <w:pStyle w:val="Compact"/>
+            </w:pPr>
+            <w:r>
+              <w:t xml:space="preserve">0.5689</w:t>
+            </w:r>
+          </w:p>
+        </w:tc>
+        <w:tc>
+          <w:tcPr/>
+          <w:p>
+            <w:pPr>
+              <w:pStyle w:val="Compact"/>
+            </w:pPr>
+            <w:r>
+              <w:rPr>
+                <w:b/>
+                <w:bCs/>
+              </w:rPr>
+              <w:t xml:space="preserve">+0.1039</w:t>
+            </w:r>
+          </w:p>
+        </w:tc>
+      </w:tr>
+      <w:tr>
+        <w:tc>
+          <w:tcPr/>
+          <w:p>
+            <w:pPr>
+              <w:pStyle w:val="Compact"/>
+            </w:pPr>
+            <w:r>
+              <w:t xml:space="preserve">Macro-F1</w:t>
+            </w:r>
+          </w:p>
+        </w:tc>
+        <w:tc>
+          <w:tcPr/>
+          <w:p>
+            <w:pPr>
+              <w:pStyle w:val="Compact"/>
+            </w:pPr>
+            <w:r>
+              <w:t xml:space="preserve">0.3076</w:t>
+            </w:r>
+          </w:p>
+        </w:tc>
+        <w:tc>
+          <w:tcPr/>
+          <w:p>
+            <w:pPr>
+              <w:pStyle w:val="Compact"/>
+            </w:pPr>
+            <w:r>
+              <w:t xml:space="preserve">0.4604</w:t>
+            </w:r>
+          </w:p>
+        </w:tc>
+        <w:tc>
+          <w:tcPr/>
+          <w:p>
+            <w:pPr>
+              <w:pStyle w:val="Compact"/>
+            </w:pPr>
+            <w:r>
+              <w:rPr>
+                <w:b/>
+                <w:bCs/>
+              </w:rPr>
+              <w:t xml:space="preserve">+0.1527</w:t>
+            </w:r>
+          </w:p>
+        </w:tc>
+      </w:tr>
+      <w:tr>
+        <w:tc>
+          <w:tcPr/>
+          <w:p>
+            <w:pPr>
+              <w:pStyle w:val="Compact"/>
+            </w:pPr>
+            <w:r>
+              <w:t xml:space="preserve">Attack recall</w:t>
+            </w:r>
+          </w:p>
+        </w:tc>
+        <w:tc>
+          <w:tcPr/>
+          <w:p>
+            <w:pPr>
+              <w:pStyle w:val="Compact"/>
+            </w:pPr>
+            <w:r>
+              <w:t xml:space="preserve">0.4789</w:t>
+            </w:r>
+          </w:p>
+        </w:tc>
+        <w:tc>
+          <w:tcPr/>
+          <w:p>
+            <w:pPr>
+              <w:pStyle w:val="Compact"/>
+            </w:pPr>
+            <w:r>
+              <w:t xml:space="preserve">0.6065</w:t>
+            </w:r>
+          </w:p>
+        </w:tc>
+        <w:tc>
+          <w:tcPr/>
+          <w:p>
+            <w:pPr>
+              <w:pStyle w:val="Compact"/>
+            </w:pPr>
+            <w:r>
+              <w:rPr>
+                <w:b/>
+                <w:bCs/>
+              </w:rPr>
+              <w:t xml:space="preserve">+0.1276</w:t>
+            </w:r>
+          </w:p>
+        </w:tc>
+      </w:tr>
+    </w:tbl>
+    <w:p>
+      <w:pPr>
+        <w:pStyle w:val="CaptionedFigure"/>
+      </w:pPr>
+      <w:r>
+        <w:drawing>
+          <wp:inline>
+            <wp:extent cx="2879999" cy="1506461"/>
+            <wp:effectExtent b="0" l="0" r="0" t="0"/>
+            <wp:docPr descr="DA-MFS convergence" title="" id="67" name="Picture"/>
+            <a:graphic>
+              <a:graphicData uri="http://schemas.openxmlformats.org/drawingml/2006/picture">
+                <pic:pic>
+                  <pic:nvPicPr>
+                    <pic:cNvPr descr="figures/fig_damfs_convergence.png" id="68" name="Picture"/>
+                    <pic:cNvPicPr>
+                      <a:picLocks noChangeArrowheads="1" noChangeAspect="1"/>
+                    </pic:cNvPicPr>
+                  </pic:nvPicPr>
+                  <pic:blipFill>
+                    <a:blip r:embed="rId66"/>
+                    <a:stretch>
+                      <a:fillRect/>
+                    </a:stretch>
+                  </pic:blipFill>
+                  <pic:spPr bwMode="auto">
+                    <a:xfrm>
+                      <a:off x="0" y="0"/>
+                      <a:ext cx="2879999" cy="1506461"/>
+                    </a:xfrm>
+                    <a:prstGeom prst="rect">
+                      <a:avLst/>
+                    </a:prstGeom>
+                    <a:noFill/>
+                    <a:ln w="9525">
+                      <a:noFill/>
+                      <a:headEnd/>
+                      <a:tailEnd/>
+                    </a:ln>
+                  </pic:spPr>
+                </pic:pic>
+              </a:graphicData>
+            </a:graphic>
+          </wp:inline>
+        </w:drawing>
+      </w:r>
+    </w:p>
+    <w:p>
+      <w:pPr>
+        <w:pStyle w:val="ImageCaption"/>
+      </w:pPr>
+      <w:r>
+        <w:t xml:space="preserve">DA-MFS convergence</w:t>
+      </w:r>
+    </w:p>
+    <w:p>
+      <w:pPr>
+        <w:pStyle w:val="BodyText"/>
+      </w:pPr>
+      <w:r>
+        <w:rPr>
+          <w:b/>
+          <w:bCs/>
+        </w:rPr>
+        <w:t xml:space="preserve">Figure 9: DA-MFS convergence (GA and binary PSO).</w:t>
+      </w:r>
+    </w:p>
+    <w:p>
+      <w:pPr>
+        <w:pStyle w:val="CaptionedFigure"/>
+      </w:pPr>
+      <w:r>
+        <w:drawing>
+          <wp:inline>
+            <wp:extent cx="3419999" cy="1584878"/>
+            <wp:effectExtent b="0" l="0" r="0" t="0"/>
+            <wp:docPr descr="DA-MFS summary" title="" id="70" name="Picture"/>
+            <a:graphic>
+              <a:graphicData uri="http://schemas.openxmlformats.org/drawingml/2006/picture">
+                <pic:pic>
+                  <pic:nvPicPr>
+                    <pic:cNvPr descr="figures/fig_damfs_summary.png" id="71" name="Picture"/>
+                    <pic:cNvPicPr>
+                      <a:picLocks noChangeArrowheads="1" noChangeAspect="1"/>
+                    </pic:cNvPicPr>
+                  </pic:nvPicPr>
+                  <pic:blipFill>
+                    <a:blip r:embed="rId69"/>
+                    <a:stretch>
+                      <a:fillRect/>
+                    </a:stretch>
+                  </pic:blipFill>
+                  <pic:spPr bwMode="auto">
+                    <a:xfrm>
+                      <a:off x="0" y="0"/>
+                      <a:ext cx="3419999" cy="1584878"/>
+                    </a:xfrm>
+                    <a:prstGeom prst="rect">
+                      <a:avLst/>
+                    </a:prstGeom>
+                    <a:noFill/>
+                    <a:ln w="9525">
+                      <a:noFill/>
+                      <a:headEnd/>
+                      <a:tailEnd/>
+                    </a:ln>
+                  </pic:spPr>
+                </pic:pic>
+              </a:graphicData>
+            </a:graphic>
+          </wp:inline>
+        </w:drawing>
+      </w:r>
+    </w:p>
+    <w:p>
+      <w:pPr>
+        <w:pStyle w:val="ImageCaption"/>
+      </w:pPr>
+      <w:r>
+        <w:t xml:space="preserve">DA-MFS summary</w:t>
+      </w:r>
+    </w:p>
+    <w:p>
+      <w:pPr>
+        <w:pStyle w:val="BodyText"/>
+      </w:pPr>
+      <w:r>
+        <w:rPr>
+          <w:b/>
+          <w:bCs/>
+        </w:rPr>
+        <w:t xml:space="preserve">Figure 10: Cross-dataset performance: raw vs aligned vs DA-MFS.</w:t>
+      </w:r>
+    </w:p>
+    <w:p>
+      <w:pPr>
+        <w:pStyle w:val="BodyText"/>
+      </w:pPr>
+      <w:r>
+        <w:rPr>
+          <w:b/>
+          <w:bCs/>
+        </w:rPr>
+        <w:t xml:space="preserve">Discussion.</w:t>
+      </w:r>
+    </w:p>
+    <w:p>
+      <w:pPr>
+        <w:pStyle w:val="Compact"/>
+        <w:numPr>
+          <w:ilvl w:val="0"/>
+          <w:numId w:val="1014"/>
+        </w:numPr>
+      </w:pPr>
+      <w:r>
+        <w:rPr>
+          <w:b/>
+          <w:bCs/>
+        </w:rPr>
+        <w:t xml:space="preserve">Large, consistent improvement.</w:t>
+      </w:r>
+      <w:r>
+        <w:t xml:space="preserve"> </w:t>
+      </w:r>
+      <w:r>
+        <w:t xml:space="preserve">Cross-dataset</w:t>
+      </w:r>
+      <w:r>
+        <w:t xml:space="preserve"> </w:t>
+      </w:r>
+      <w:r>
+        <w:rPr>
+          <w:b/>
+          <w:bCs/>
+        </w:rPr>
+        <w:t xml:space="preserve">accuracy improves by +13.6 percentage</w:t>
+      </w:r>
+      <w:r>
+        <w:rPr>
+          <w:b/>
+          <w:bCs/>
+        </w:rPr>
+        <w:t xml:space="preserve"> </w:t>
+      </w:r>
+      <w:r>
+        <w:rPr>
+          <w:b/>
+          <w:bCs/>
+        </w:rPr>
+        <w:t xml:space="preserve">points</w:t>
+      </w:r>
+      <w:r>
+        <w:t xml:space="preserve">, balanced accuracy by</w:t>
+      </w:r>
+      <w:r>
+        <w:t xml:space="preserve"> </w:t>
+      </w:r>
+      <w:r>
+        <w:rPr>
+          <w:b/>
+          <w:bCs/>
+        </w:rPr>
+        <w:t xml:space="preserve">+10.4</w:t>
+      </w:r>
+      <w:r>
+        <w:t xml:space="preserve">, macro-F1 by</w:t>
+      </w:r>
+      <w:r>
+        <w:t xml:space="preserve"> </w:t>
+      </w:r>
+      <w:r>
+        <w:rPr>
+          <w:b/>
+          <w:bCs/>
+        </w:rPr>
+        <w:t xml:space="preserve">+15.3</w:t>
+      </w:r>
+      <w:r>
+        <w:t xml:space="preserve">, and attack recall by</w:t>
+      </w:r>
+      <w:r>
+        <w:t xml:space="preserve"> </w:t>
+      </w:r>
+      <w:r>
+        <w:rPr>
+          <w:b/>
+          <w:bCs/>
+        </w:rPr>
+        <w:t xml:space="preserve">+12.8</w:t>
+      </w:r>
+      <w:r>
+        <w:t xml:space="preserve">. Balanced accuracy moves from</w:t>
+      </w:r>
+      <w:r>
+        <w:t xml:space="preserve"> </w:t>
+      </w:r>
+      <w:r>
+        <w:rPr>
+          <w:i/>
+          <w:iCs/>
+        </w:rPr>
+        <w:t xml:space="preserve">below</w:t>
+      </w:r>
+      <w:r>
+        <w:t xml:space="preserve"> </w:t>
+      </w:r>
+      <w:r>
+        <w:t xml:space="preserve">to clearly</w:t>
+      </w:r>
+      <w:r>
+        <w:t xml:space="preserve"> </w:t>
+      </w:r>
+      <w:r>
+        <w:rPr>
+          <w:i/>
+          <w:iCs/>
+        </w:rPr>
+        <w:t xml:space="preserve">above</w:t>
+      </w:r>
+      <w:r>
+        <w:t xml:space="preserve"> </w:t>
+      </w:r>
+      <w:r>
+        <w:t xml:space="preserve">the 0.5 random baseline.</w:t>
+      </w:r>
+    </w:p>
+    <w:p>
+      <w:pPr>
+        <w:pStyle w:val="Compact"/>
+        <w:numPr>
+          <w:ilvl w:val="0"/>
+          <w:numId w:val="1014"/>
+        </w:numPr>
+      </w:pPr>
+      <w:r>
+        <w:rPr>
+          <w:b/>
+          <w:bCs/>
+        </w:rPr>
+        <w:t xml:space="preserve">Both components contribute.</w:t>
+      </w:r>
+      <w:r>
+        <w:t xml:space="preserve"> </w:t>
+      </w:r>
+      <w:r>
+        <w:t xml:space="preserve">Alignment alone lifts accuracy from 0.373 to 0.478</w:t>
+      </w:r>
+      <w:r>
+        <w:t xml:space="preserve"> </w:t>
+      </w:r>
+      <w:r>
+        <w:t xml:space="preserve">(+10.5 pp); the metaheuristic selection on top adds a further +3.1 pp accuracy and +7.6 pp</w:t>
+      </w:r>
+      <w:r>
+        <w:t xml:space="preserve"> </w:t>
+      </w:r>
+      <w:r>
+        <w:t xml:space="preserve">macro-F1 while shrinking the representation to</w:t>
+      </w:r>
+      <w:r>
+        <w:t xml:space="preserve"> </w:t>
+      </w:r>
+      <w:r>
+        <w:rPr>
+          <w:b/>
+          <w:bCs/>
+        </w:rPr>
+        <w:t xml:space="preserve">4 features</w:t>
+      </w:r>
+      <w:r>
+        <w:t xml:space="preserve">.</w:t>
+      </w:r>
+    </w:p>
+    <w:p>
+      <w:pPr>
+        <w:pStyle w:val="Compact"/>
+        <w:numPr>
+          <w:ilvl w:val="0"/>
+          <w:numId w:val="1014"/>
+        </w:numPr>
+      </w:pPr>
+      <w:r>
+        <w:rPr>
+          <w:b/>
+          <w:bCs/>
+        </w:rPr>
+        <w:t xml:space="preserve">Recall now improves</w:t>
+      </w:r>
+      <w:r>
+        <w:t xml:space="preserve"> </w:t>
+      </w:r>
+      <w:r>
+        <w:t xml:space="preserve">(+12.8 pp), resolving the recall regression of the earlier</w:t>
+      </w:r>
+      <w:r>
+        <w:t xml:space="preserve"> </w:t>
+      </w:r>
+      <w:r>
+        <w:t xml:space="preserve">plain-selection attempt.</w:t>
+      </w:r>
+    </w:p>
+    <w:p>
+      <w:pPr>
+        <w:pStyle w:val="Compact"/>
+        <w:numPr>
+          <w:ilvl w:val="0"/>
+          <w:numId w:val="1014"/>
+        </w:numPr>
+      </w:pPr>
+      <w:r>
+        <w:rPr>
+          <w:b/>
+          <w:bCs/>
+        </w:rPr>
+        <w:t xml:space="preserve">Novelty.</w:t>
+      </w:r>
+      <w:r>
+        <w:t xml:space="preserve"> </w:t>
+      </w:r>
+      <w:r>
+        <w:t xml:space="preserve">We found</w:t>
+      </w:r>
+      <w:r>
+        <w:t xml:space="preserve"> </w:t>
+      </w:r>
+      <w:r>
+        <w:rPr>
+          <w:b/>
+          <w:bCs/>
+        </w:rPr>
+        <w:t xml:space="preserve">no prior work</w:t>
+      </w:r>
+      <w:r>
+        <w:t xml:space="preserve"> </w:t>
+      </w:r>
+      <w:r>
+        <w:t xml:space="preserve">combining quantile-based domain alignment with</w:t>
+      </w:r>
+      <w:r>
+        <w:t xml:space="preserve"> </w:t>
+      </w:r>
+      <w:r>
+        <w:t xml:space="preserve">metaheuristic feature selection under a cross-dataset fitness for NIDS (arXiv searches for</w:t>
+      </w:r>
+      <w:r>
+        <w:t xml:space="preserve"> </w:t>
+      </w:r>
+      <w:r>
+        <w:t xml:space="preserve">“domain adaptation + feature selection + intrusion detection”</w:t>
+      </w:r>
+      <w:r>
+        <w:t xml:space="preserve"> </w:t>
+      </w:r>
+      <w:r>
+        <w:t xml:space="preserve">and</w:t>
+      </w:r>
+      <w:r>
+        <w:t xml:space="preserve"> </w:t>
+      </w:r>
+      <w:r>
+        <w:t xml:space="preserve">“domain-invariant + feature</w:t>
+      </w:r>
+      <w:r>
+        <w:t xml:space="preserve"> </w:t>
+      </w:r>
+      <w:r>
+        <w:t xml:space="preserve">selection + genetic/evolutionary”</w:t>
+      </w:r>
+      <w:r>
+        <w:t xml:space="preserve"> </w:t>
+      </w:r>
+      <w:r>
+        <w:t xml:space="preserve">return no results). DA-MFS is the project’s core</w:t>
+      </w:r>
+      <w:r>
+        <w:t xml:space="preserve"> </w:t>
+      </w:r>
+      <w:r>
+        <w:t xml:space="preserve">contribution.</w:t>
+      </w:r>
+    </w:p>
+    <w:p>
+      <w:pPr>
+        <w:pStyle w:val="Compact"/>
+        <w:numPr>
+          <w:ilvl w:val="0"/>
+          <w:numId w:val="1014"/>
+        </w:numPr>
+      </w:pPr>
+      <w:r>
+        <w:rPr>
+          <w:b/>
+          <w:bCs/>
+        </w:rPr>
+        <w:t xml:space="preserve">Trade-off.</w:t>
+      </w:r>
+      <w:r>
+        <w:t xml:space="preserve"> </w:t>
+      </w:r>
+      <w:r>
+        <w:t xml:space="preserve">Same-dataset accuracy is slightly lower with 4 features, but cross-dataset</w:t>
+      </w:r>
+      <w:r>
+        <w:t xml:space="preserve"> </w:t>
+      </w:r>
+      <w:r>
+        <w:t xml:space="preserve">transfer is far better — exactly the trade-off the project targets.</w:t>
+      </w:r>
+    </w:p>
+    <w:p>
+      <w:pPr>
+        <w:pStyle w:val="Compact"/>
+        <w:numPr>
+          <w:ilvl w:val="0"/>
+          <w:numId w:val="1014"/>
+        </w:numPr>
+      </w:pPr>
+      <w:r>
+        <w:rPr>
+          <w:b/>
+          <w:bCs/>
+        </w:rPr>
+        <w:t xml:space="preserve">Plan.</w:t>
+      </w:r>
+      <w:r>
+        <w:t xml:space="preserve"> </w:t>
+      </w:r>
+      <w:r>
+        <w:t xml:space="preserve">The end-semester phase will extend DA-MFS (GA vs PSO vs DE, NSGA-II</w:t>
+      </w:r>
+      <w:r>
+        <w:t xml:space="preserve"> </w:t>
+      </w:r>
+      <w:r>
+        <w:t xml:space="preserve">multi-objective, divergence-aware fitness, standard feature-selection baselines) and validate</w:t>
+      </w:r>
+      <w:r>
+        <w:t xml:space="preserve"> </w:t>
+      </w:r>
+      <w:r>
+        <w:t xml:space="preserve">it across seeds and dataset pairs.</w:t>
       </w:r>
     </w:p>
     <w:p>
@@ -7209,8 +9603,358 @@
         </w:pict>
       </w:r>
     </w:p>
-    <w:bookmarkEnd w:id="61"/>
-    <w:bookmarkStart w:id="62" w:name="references"/>
+    <w:bookmarkEnd w:id="72"/>
+    <w:bookmarkEnd w:id="73"/>
+    <w:bookmarkStart w:id="77" w:name="conclusion-and-future-work"/>
+    <w:p>
+      <w:pPr>
+        <w:pStyle w:val="Heading2"/>
+      </w:pPr>
+      <w:r>
+        <w:t xml:space="preserve">10. Conclusion and Future Work</w:t>
+      </w:r>
+    </w:p>
+    <w:p>
+      <w:pPr>
+        <w:pStyle w:val="FirstParagraph"/>
+      </w:pPr>
+      <w:r>
+        <w:t xml:space="preserve">This mid-semester report established the foundation of the project and delivered its first</w:t>
+      </w:r>
+      <w:r>
+        <w:t xml:space="preserve"> </w:t>
+      </w:r>
+      <w:r>
+        <w:t xml:space="preserve">experimental result. We acquired and analysed three structurally different NIDS benchmarks and</w:t>
+      </w:r>
+      <w:r>
+        <w:t xml:space="preserve"> </w:t>
+      </w:r>
+      <w:r>
+        <w:t xml:space="preserve">showed that they suffer from a fundamental</w:t>
+      </w:r>
+      <w:r>
+        <w:t xml:space="preserve"> </w:t>
+      </w:r>
+      <w:r>
+        <w:rPr>
+          <w:b/>
+          <w:bCs/>
+        </w:rPr>
+        <w:t xml:space="preserve">feature-schema mismatch</w:t>
+      </w:r>
+      <w:r>
+        <w:t xml:space="preserve">, severe dataset-specific</w:t>
+      </w:r>
+      <w:r>
+        <w:t xml:space="preserve"> </w:t>
+      </w:r>
+      <w:r>
+        <w:t xml:space="preserve">class imbalance, and the presence of identity/leakage features. We reviewed 15 core papers and</w:t>
+      </w:r>
+      <w:r>
+        <w:t xml:space="preserve"> </w:t>
+      </w:r>
+      <w:r>
+        <w:t xml:space="preserve">identified a clear, specific gap:</w:t>
+      </w:r>
+      <w:r>
+        <w:t xml:space="preserve"> </w:t>
+      </w:r>
+      <w:r>
+        <w:rPr>
+          <w:b/>
+          <w:bCs/>
+        </w:rPr>
+        <w:t xml:space="preserve">no prior work uses metaheuristic feature selection with a</w:t>
+      </w:r>
+      <w:r>
+        <w:rPr>
+          <w:b/>
+          <w:bCs/>
+        </w:rPr>
+        <w:t xml:space="preserve"> </w:t>
+      </w:r>
+      <w:r>
+        <w:rPr>
+          <w:b/>
+          <w:bCs/>
+        </w:rPr>
+        <w:t xml:space="preserve">cross-dataset (transfer) objective</w:t>
+      </w:r>
+      <w:r>
+        <w:t xml:space="preserve">. We formulated five objectives and a seven-phase</w:t>
+      </w:r>
+      <w:r>
+        <w:t xml:space="preserve"> </w:t>
+      </w:r>
+      <w:r>
+        <w:t xml:space="preserve">methodology. Most importantly, we</w:t>
+      </w:r>
+      <w:r>
+        <w:t xml:space="preserve"> </w:t>
+      </w:r>
+      <w:r>
+        <w:rPr>
+          <w:b/>
+          <w:bCs/>
+        </w:rPr>
+        <w:t xml:space="preserve">implemented and ran a full cross-dataset baseline</w:t>
+      </w:r>
+      <w:r>
+        <w:t xml:space="preserve">: five</w:t>
+      </w:r>
+      <w:r>
+        <w:t xml:space="preserve"> </w:t>
+      </w:r>
+      <w:r>
+        <w:t xml:space="preserve">ensemble models trained on the entire datasets achieve 0.96–0.97 same-dataset accuracy but only</w:t>
+      </w:r>
+      <w:r>
+        <w:t xml:space="preserve"> </w:t>
+      </w:r>
+      <w:r>
+        <w:t xml:space="preserve">0.37–0.42 cross-dataset accuracy, with cross-dataset balanced accuracy of 0.46–0.49 — at or</w:t>
+      </w:r>
+      <w:r>
+        <w:t xml:space="preserve"> </w:t>
+      </w:r>
+      <w:r>
+        <w:t xml:space="preserve">near random chance. This quantifies the generalisation gap on our data and provides the</w:t>
+      </w:r>
+      <w:r>
+        <w:t xml:space="preserve"> </w:t>
+      </w:r>
+      <w:r>
+        <w:t xml:space="preserve">reference point for the project’s contribution. Finally, we implemented two</w:t>
+      </w:r>
+      <w:r>
+        <w:t xml:space="preserve"> </w:t>
+      </w:r>
+      <w:r>
+        <w:rPr>
+          <w:b/>
+          <w:bCs/>
+        </w:rPr>
+        <w:t xml:space="preserve">bio-inspired optimisers</w:t>
+      </w:r>
+      <w:r>
+        <w:t xml:space="preserve"> </w:t>
+      </w:r>
+      <w:r>
+        <w:t xml:space="preserve">(a Genetic Algorithm and a binary Particle Swarm Optimization) whose fitness is</w:t>
+      </w:r>
+      <w:r>
+        <w:t xml:space="preserve"> </w:t>
+      </w:r>
+      <w:r>
+        <w:rPr>
+          <w:b/>
+          <w:bCs/>
+        </w:rPr>
+        <w:t xml:space="preserve">cross-dataset</w:t>
+      </w:r>
+      <w:r>
+        <w:t xml:space="preserve"> </w:t>
+      </w:r>
+      <w:r>
+        <w:t xml:space="preserve">performance; our</w:t>
+      </w:r>
+      <w:r>
+        <w:t xml:space="preserve"> </w:t>
+      </w:r>
+      <w:r>
+        <w:rPr>
+          <w:b/>
+          <w:bCs/>
+        </w:rPr>
+        <w:t xml:space="preserve">DA-MFS</w:t>
+      </w:r>
+      <w:r>
+        <w:t xml:space="preserve"> </w:t>
+      </w:r>
+      <w:r>
+        <w:t xml:space="preserve">method — domain alignment (per-dataset quantile transform) followed by a genetic-algorithm feature search — improved cross-dataset</w:t>
+      </w:r>
+      <w:r>
+        <w:t xml:space="preserve"> </w:t>
+      </w:r>
+      <w:r>
+        <w:rPr>
+          <w:b/>
+          <w:bCs/>
+        </w:rPr>
+        <w:t xml:space="preserve">accuracy from 0.373 to 0.508 (+13.6 pp)</w:t>
+      </w:r>
+      <w:r>
+        <w:t xml:space="preserve">,</w:t>
+      </w:r>
+      <w:r>
+        <w:t xml:space="preserve"> </w:t>
+      </w:r>
+      <w:r>
+        <w:rPr>
+          <w:b/>
+          <w:bCs/>
+        </w:rPr>
+        <w:t xml:space="preserve">macro-F1 from 0.308 to 0.460 (+15.3 pp)</w:t>
+      </w:r>
+      <w:r>
+        <w:t xml:space="preserve">, and</w:t>
+      </w:r>
+      <w:r>
+        <w:t xml:space="preserve"> </w:t>
+      </w:r>
+      <w:r>
+        <w:rPr>
+          <w:b/>
+          <w:bCs/>
+        </w:rPr>
+        <w:t xml:space="preserve">attack recall from 0.479 to 0.607 (+12.8 pp)</w:t>
+      </w:r>
+      <w:r>
+        <w:t xml:space="preserve"> </w:t>
+      </w:r>
+      <w:r>
+        <w:t xml:space="preserve">over the raw baseline.</w:t>
+      </w:r>
+    </w:p>
+    <w:p>
+      <w:pPr>
+        <w:pStyle w:val="BodyText"/>
+      </w:pPr>
+      <w:r>
+        <w:rPr>
+          <w:b/>
+          <w:bCs/>
+        </w:rPr>
+        <w:t xml:space="preserve">Future work (end-semester):</w:t>
+      </w:r>
+    </w:p>
+    <w:p>
+      <w:pPr>
+        <w:pStyle w:val="Compact"/>
+        <w:numPr>
+          <w:ilvl w:val="0"/>
+          <w:numId w:val="1015"/>
+        </w:numPr>
+      </w:pPr>
+      <w:r>
+        <w:t xml:space="preserve">Extend the search (GA, PSO, Differential Evolution, NSGA-II) with recall-aware and multi-objective fitness functions at larger sample sizes.</w:t>
+      </w:r>
+    </w:p>
+    <w:p>
+      <w:pPr>
+        <w:pStyle w:val="Compact"/>
+        <w:numPr>
+          <w:ilvl w:val="0"/>
+          <w:numId w:val="1015"/>
+        </w:numPr>
+      </w:pPr>
+      <w:r>
+        <w:t xml:space="preserve">Compare against standard feature-selection baselines at matched subset sizes.</w:t>
+      </w:r>
+    </w:p>
+    <w:p>
+      <w:pPr>
+        <w:pStyle w:val="Compact"/>
+        <w:numPr>
+          <w:ilvl w:val="0"/>
+          <w:numId w:val="1015"/>
+        </w:numPr>
+      </w:pPr>
+      <w:r>
+        <w:t xml:space="preserve">Analyse transferable vs dataset-specific features and attack classes (SHAP/UMAP); ablations.</w:t>
+      </w:r>
+    </w:p>
+    <w:p>
+      <w:pPr>
+        <w:pStyle w:val="Compact"/>
+        <w:numPr>
+          <w:ilvl w:val="0"/>
+          <w:numId w:val="1015"/>
+        </w:numPr>
+      </w:pPr>
+      <w:r>
+        <w:t xml:space="preserve">Consolidate practical guidelines and prepare the final report.</w:t>
+      </w:r>
+    </w:p>
+    <w:p>
+      <w:pPr>
+        <w:pStyle w:val="FirstParagraph"/>
+      </w:pPr>
+      <w:r>
+        <w:rPr>
+          <w:b/>
+          <w:bCs/>
+        </w:rPr>
+        <w:t xml:space="preserve">Gantt chart:</w:t>
+      </w:r>
+    </w:p>
+    <w:p>
+      <w:pPr>
+        <w:pStyle w:val="CaptionedFigure"/>
+      </w:pPr>
+      <w:r>
+        <w:drawing>
+          <wp:inline>
+            <wp:extent cx="3779999" cy="1535624"/>
+            <wp:effectExtent b="0" l="0" r="0" t="0"/>
+            <wp:docPr descr="Gantt chart" title="" id="75" name="Picture"/>
+            <a:graphic>
+              <a:graphicData uri="http://schemas.openxmlformats.org/drawingml/2006/picture">
+                <pic:pic>
+                  <pic:nvPicPr>
+                    <pic:cNvPr descr="figures/fig_gantt.png" id="76" name="Picture"/>
+                    <pic:cNvPicPr>
+                      <a:picLocks noChangeArrowheads="1" noChangeAspect="1"/>
+                    </pic:cNvPicPr>
+                  </pic:nvPicPr>
+                  <pic:blipFill>
+                    <a:blip r:embed="rId74"/>
+                    <a:stretch>
+                      <a:fillRect/>
+                    </a:stretch>
+                  </pic:blipFill>
+                  <pic:spPr bwMode="auto">
+                    <a:xfrm>
+                      <a:off x="0" y="0"/>
+                      <a:ext cx="3779999" cy="1535624"/>
+                    </a:xfrm>
+                    <a:prstGeom prst="rect">
+                      <a:avLst/>
+                    </a:prstGeom>
+                    <a:noFill/>
+                    <a:ln w="9525">
+                      <a:noFill/>
+                      <a:headEnd/>
+                      <a:tailEnd/>
+                    </a:ln>
+                  </pic:spPr>
+                </pic:pic>
+              </a:graphicData>
+            </a:graphic>
+          </wp:inline>
+        </w:drawing>
+      </w:r>
+    </w:p>
+    <w:p>
+      <w:pPr>
+        <w:pStyle w:val="ImageCaption"/>
+      </w:pPr>
+      <w:r>
+        <w:t xml:space="preserve">Gantt chart</w:t>
+      </w:r>
+    </w:p>
+    <w:p>
+      <w:r>
+        <w:pict>
+          <v:rect style="width:0;height:1.5pt" o:hralign="center" o:hrstd="t" o:hr="t"/>
+        </w:pict>
+      </w:r>
+    </w:p>
+    <w:bookmarkEnd w:id="77"/>
+    <w:bookmarkStart w:id="78" w:name="references"/>
     <w:p>
       <w:pPr>
         <w:pStyle w:val="Heading2"/>
@@ -7708,8 +10452,34 @@
         <w:t xml:space="preserve">, 2023.</w:t>
       </w:r>
     </w:p>
-    <w:bookmarkEnd w:id="62"/>
-    <w:bookmarkEnd w:id="63"/>
+    <w:p>
+      <w:pPr>
+        <w:pStyle w:val="BodyText"/>
+      </w:pPr>
+      <w:r>
+        <w:t xml:space="preserve">[16] A. Virmaux, I. Saffar, J. Zhang, and B. Kégl,</w:t>
+      </w:r>
+      <w:r>
+        <w:t xml:space="preserve"> </w:t>
+      </w:r>
+      <w:r>
+        <w:t xml:space="preserve">“Knothe-Rosenblatt transport for</w:t>
+      </w:r>
+      <w:r>
+        <w:t xml:space="preserve"> </w:t>
+      </w:r>
+      <w:r>
+        <w:t xml:space="preserve">unsupervised domain adaptation,”</w:t>
+      </w:r>
+      <w:r>
+        <w:t xml:space="preserve"> </w:t>
+      </w:r>
+      <w:r>
+        <w:t xml:space="preserve">arXiv:2110.02716, 2021.</w:t>
+      </w:r>
+    </w:p>
+    <w:bookmarkEnd w:id="78"/>
+    <w:bookmarkEnd w:id="79"/>
     <w:sectPr>
       <w:footnotePr>
         <w:numRestart w:val="eachSect"/>
@@ -8153,6 +10923,96 @@
     </w:lvlOverride>
   </w:num>
   <w:num w:numId="1012">
+    <w:abstractNumId w:val="99411"/>
+    <w:lvlOverride w:ilvl="0">
+      <w:startOverride w:val="1"/>
+    </w:lvlOverride>
+    <w:lvlOverride w:ilvl="1">
+      <w:startOverride w:val="1"/>
+    </w:lvlOverride>
+    <w:lvlOverride w:ilvl="2">
+      <w:startOverride w:val="1"/>
+    </w:lvlOverride>
+    <w:lvlOverride w:ilvl="3">
+      <w:startOverride w:val="1"/>
+    </w:lvlOverride>
+    <w:lvlOverride w:ilvl="4">
+      <w:startOverride w:val="1"/>
+    </w:lvlOverride>
+    <w:lvlOverride w:ilvl="5">
+      <w:startOverride w:val="1"/>
+    </w:lvlOverride>
+    <w:lvlOverride w:ilvl="6">
+      <w:startOverride w:val="1"/>
+    </w:lvlOverride>
+    <w:lvlOverride w:ilvl="7">
+      <w:startOverride w:val="1"/>
+    </w:lvlOverride>
+    <w:lvlOverride w:ilvl="8">
+      <w:startOverride w:val="1"/>
+    </w:lvlOverride>
+  </w:num>
+  <w:num w:numId="1013">
+    <w:abstractNumId w:val="99411"/>
+    <w:lvlOverride w:ilvl="0">
+      <w:startOverride w:val="1"/>
+    </w:lvlOverride>
+    <w:lvlOverride w:ilvl="1">
+      <w:startOverride w:val="1"/>
+    </w:lvlOverride>
+    <w:lvlOverride w:ilvl="2">
+      <w:startOverride w:val="1"/>
+    </w:lvlOverride>
+    <w:lvlOverride w:ilvl="3">
+      <w:startOverride w:val="1"/>
+    </w:lvlOverride>
+    <w:lvlOverride w:ilvl="4">
+      <w:startOverride w:val="1"/>
+    </w:lvlOverride>
+    <w:lvlOverride w:ilvl="5">
+      <w:startOverride w:val="1"/>
+    </w:lvlOverride>
+    <w:lvlOverride w:ilvl="6">
+      <w:startOverride w:val="1"/>
+    </w:lvlOverride>
+    <w:lvlOverride w:ilvl="7">
+      <w:startOverride w:val="1"/>
+    </w:lvlOverride>
+    <w:lvlOverride w:ilvl="8">
+      <w:startOverride w:val="1"/>
+    </w:lvlOverride>
+  </w:num>
+  <w:num w:numId="1014">
+    <w:abstractNumId w:val="99411"/>
+    <w:lvlOverride w:ilvl="0">
+      <w:startOverride w:val="1"/>
+    </w:lvlOverride>
+    <w:lvlOverride w:ilvl="1">
+      <w:startOverride w:val="1"/>
+    </w:lvlOverride>
+    <w:lvlOverride w:ilvl="2">
+      <w:startOverride w:val="1"/>
+    </w:lvlOverride>
+    <w:lvlOverride w:ilvl="3">
+      <w:startOverride w:val="1"/>
+    </w:lvlOverride>
+    <w:lvlOverride w:ilvl="4">
+      <w:startOverride w:val="1"/>
+    </w:lvlOverride>
+    <w:lvlOverride w:ilvl="5">
+      <w:startOverride w:val="1"/>
+    </w:lvlOverride>
+    <w:lvlOverride w:ilvl="6">
+      <w:startOverride w:val="1"/>
+    </w:lvlOverride>
+    <w:lvlOverride w:ilvl="7">
+      <w:startOverride w:val="1"/>
+    </w:lvlOverride>
+    <w:lvlOverride w:ilvl="8">
+      <w:startOverride w:val="1"/>
+    </w:lvlOverride>
+  </w:num>
+  <w:num w:numId="1015">
     <w:abstractNumId w:val="99411"/>
     <w:lvlOverride w:ilvl="0">
       <w:startOverride w:val="1"/>
